--- a/public/DevToDo.docx
+++ b/public/DevToDo.docx
@@ -93,41 +93,35 @@
         <w:rPr>
           <w:rFonts w:ascii="Segoe UI Emoji" w:hAnsi="Segoe UI Emoji" w:cs="Segoe UI Emoji"/>
         </w:rPr>
+        <w:t xml:space="preserve"> OK </w:t>
+      </w:r>
+    </w:p>
+    <w:p/>
+    <w:p>
+      <w:pPr>
+        <w:pStyle w:val="Titre2"/>
+      </w:pPr>
+      <w:bookmarkStart w:id="0" w:name="_Hlk205804158"/>
+      <w:r>
+        <w:t>Test :</w:t>
+      </w:r>
+    </w:p>
+    <w:p>
+      <w:r>
+        <w:t xml:space="preserve">GET /POST : </w:t>
+      </w:r>
+      <w:r>
+        <w:rPr>
+          <w:rFonts w:ascii="Segoe UI Emoji" w:hAnsi="Segoe UI Emoji" w:cs="Segoe UI Emoji"/>
+        </w:rPr>
+        <w:t>✅</w:t>
+      </w:r>
+      <w:r>
+        <w:rPr>
+          <w:rFonts w:ascii="Segoe UI Emoji" w:hAnsi="Segoe UI Emoji" w:cs="Segoe UI Emoji"/>
+        </w:rPr>
         <w:t xml:space="preserve"> OK</w:t>
       </w:r>
-      <w:r>
-        <w:rPr>
-          <w:rFonts w:ascii="Segoe UI Emoji" w:hAnsi="Segoe UI Emoji" w:cs="Segoe UI Emoji"/>
-        </w:rPr>
-        <w:t xml:space="preserve"> </w:t>
-      </w:r>
-    </w:p>
-    <w:p/>
-    <w:p>
-      <w:pPr>
-        <w:pStyle w:val="Titre2"/>
-      </w:pPr>
-      <w:bookmarkStart w:id="0" w:name="_Hlk205804158"/>
-      <w:r>
-        <w:t>Test :</w:t>
-      </w:r>
-    </w:p>
-    <w:p>
-      <w:r>
-        <w:t xml:space="preserve">GET /POST : </w:t>
-      </w:r>
-      <w:r>
-        <w:rPr>
-          <w:rFonts w:ascii="Segoe UI Emoji" w:hAnsi="Segoe UI Emoji" w:cs="Segoe UI Emoji"/>
-        </w:rPr>
-        <w:t>✅</w:t>
-      </w:r>
-      <w:r>
-        <w:rPr>
-          <w:rFonts w:ascii="Segoe UI Emoji" w:hAnsi="Segoe UI Emoji" w:cs="Segoe UI Emoji"/>
-        </w:rPr>
-        <w:t xml:space="preserve"> OK</w:t>
-      </w:r>
     </w:p>
     <w:p>
       <w:pPr>
@@ -139,10 +133,7 @@
     </w:p>
     <w:p>
       <w:r>
-        <w:t>DELETE</w:t>
-      </w:r>
-      <w:r>
-        <w:t xml:space="preserve">  / PUT : </w:t>
+        <w:t xml:space="preserve">DELETE  / PUT : </w:t>
       </w:r>
       <w:r>
         <w:rPr>
@@ -338,18 +329,15 @@
     </w:p>
     <w:p>
       <w:r>
-        <w:t>Scripts des</w:t>
+        <w:t xml:space="preserve">Scripts des </w:t>
+      </w:r>
+      <w:r>
+        <w:t>fichiers :</w:t>
       </w:r>
       <w:r>
         <w:t xml:space="preserve"> </w:t>
       </w:r>
       <w:r>
-        <w:t>fichiers :</w:t>
-      </w:r>
-      <w:r>
-        <w:t xml:space="preserve"> </w:t>
-      </w:r>
-      <w:r>
         <w:rPr>
           <w:rFonts w:ascii="Segoe UI Emoji" w:hAnsi="Segoe UI Emoji" w:cs="Segoe UI Emoji"/>
         </w:rPr>
@@ -359,27 +347,106 @@
         <w:rPr>
           <w:rFonts w:ascii="Segoe UI Emoji" w:hAnsi="Segoe UI Emoji" w:cs="Segoe UI Emoji"/>
         </w:rPr>
-        <w:t xml:space="preserve"> OK    /   </w:t>
+        <w:t xml:space="preserve"> OK    </w:t>
+      </w:r>
+    </w:p>
+    <w:p/>
+    <w:p>
+      <w:pPr>
+        <w:pStyle w:val="Titre2"/>
+      </w:pPr>
+      <w:r>
+        <w:t>Test :</w:t>
+      </w:r>
+    </w:p>
+    <w:p>
+      <w:r>
+        <w:t xml:space="preserve">GET /POST : </w:t>
       </w:r>
       <w:r>
         <w:rPr>
           <w:rFonts w:ascii="Segoe UI Emoji" w:hAnsi="Segoe UI Emoji" w:cs="Segoe UI Emoji"/>
         </w:rPr>
-        <w:t>💥</w:t>
+        <w:t>✅</w:t>
+      </w:r>
+      <w:r>
+        <w:rPr>
+          <w:rFonts w:ascii="Segoe UI Emoji" w:hAnsi="Segoe UI Emoji" w:cs="Segoe UI Emoji"/>
+        </w:rPr>
+        <w:t xml:space="preserve"> OK</w:t>
+      </w:r>
+    </w:p>
+    <w:p>
+      <w:r>
+        <w:t xml:space="preserve">DELETE  / PUT : </w:t>
+      </w:r>
+      <w:r>
+        <w:rPr>
+          <w:rFonts w:ascii="Segoe UI Emoji" w:hAnsi="Segoe UI Emoji" w:cs="Segoe UI Emoji"/>
+        </w:rPr>
+        <w:t>✅</w:t>
+      </w:r>
+      <w:r>
+        <w:rPr>
+          <w:rFonts w:ascii="Segoe UI Emoji" w:hAnsi="Segoe UI Emoji" w:cs="Segoe UI Emoji"/>
+        </w:rPr>
+        <w:t xml:space="preserve"> OK</w:t>
       </w:r>
     </w:p>
     <w:p/>
     <w:p>
+      <w:r>
+        <w:t>ORDER : non dev</w:t>
+      </w:r>
+      <w:r>
+        <w:br/>
+      </w:r>
+    </w:p>
+    <w:p>
+      <w:r>
+        <w:t xml:space="preserve"> GET Page [id] :  non dev</w:t>
+      </w:r>
+    </w:p>
+    <w:p>
+      <w:pPr>
+        <w:pStyle w:val="Titre1"/>
+      </w:pPr>
+      <w:r>
+        <w:t>app/</w:t>
+      </w:r>
+      <w:proofErr w:type="spellStart"/>
+      <w:r>
+        <w:t>projects</w:t>
+      </w:r>
+      <w:proofErr w:type="spellEnd"/>
+      <w:r>
+        <w:t>/[id]/</w:t>
+      </w:r>
+      <w:proofErr w:type="spellStart"/>
+      <w:r>
+        <w:t>epic</w:t>
+      </w:r>
+      <w:proofErr w:type="spellEnd"/>
+      <w:r>
+        <w:t>/</w:t>
+      </w:r>
+      <w:proofErr w:type="spellStart"/>
+      <w:r>
+        <w:t>page.tsx</w:t>
+      </w:r>
+      <w:proofErr w:type="spellEnd"/>
+    </w:p>
+    <w:p>
       <w:pPr>
         <w:pStyle w:val="Titre2"/>
       </w:pPr>
       <w:r>
-        <w:t>Test :</w:t>
-      </w:r>
-    </w:p>
-    <w:p>
-      <w:r>
-        <w:t xml:space="preserve">GET /POST : </w:t>
+        <w:t>Etat d’avancement :</w:t>
+      </w:r>
+    </w:p>
+    <w:p>
+      <w:r>
+        <w:t xml:space="preserve">Fichier créée : </w:t>
       </w:r>
       <w:r>
         <w:rPr>
@@ -396,95 +463,7 @@
     </w:p>
     <w:p>
       <w:r>
-        <w:t xml:space="preserve">DELETE  / PUT : </w:t>
-      </w:r>
-      <w:r>
-        <w:rPr>
-          <w:rFonts w:ascii="Segoe UI Emoji" w:hAnsi="Segoe UI Emoji" w:cs="Segoe UI Emoji"/>
-        </w:rPr>
-        <w:t>✅</w:t>
-      </w:r>
-      <w:r>
-        <w:rPr>
-          <w:rFonts w:ascii="Segoe UI Emoji" w:hAnsi="Segoe UI Emoji" w:cs="Segoe UI Emoji"/>
-        </w:rPr>
-        <w:t xml:space="preserve"> OK</w:t>
-      </w:r>
-    </w:p>
-    <w:p/>
-    <w:p>
-      <w:r>
-        <w:t>ORDER : non dev</w:t>
-      </w:r>
-      <w:r>
-        <w:br/>
-      </w:r>
-    </w:p>
-    <w:p>
-      <w:r>
-        <w:t xml:space="preserve"> GET Page [id] :  non dev</w:t>
-      </w:r>
-    </w:p>
-    <w:p>
-      <w:pPr>
-        <w:pStyle w:val="Titre1"/>
-      </w:pPr>
-      <w:r>
-        <w:t>app/</w:t>
-      </w:r>
-      <w:proofErr w:type="spellStart"/>
-      <w:r>
-        <w:t>projects</w:t>
-      </w:r>
-      <w:proofErr w:type="spellEnd"/>
-      <w:r>
-        <w:t>/[id]/</w:t>
-      </w:r>
-      <w:proofErr w:type="spellStart"/>
-      <w:r>
-        <w:t>epic</w:t>
-      </w:r>
-      <w:proofErr w:type="spellEnd"/>
-      <w:r>
-        <w:t>/</w:t>
-      </w:r>
-      <w:proofErr w:type="spellStart"/>
-      <w:r>
-        <w:t>page.tsx</w:t>
-      </w:r>
-      <w:proofErr w:type="spellEnd"/>
-    </w:p>
-    <w:p>
-      <w:pPr>
-        <w:pStyle w:val="Titre2"/>
-      </w:pPr>
-      <w:r>
-        <w:t>Etat d’avancement :</w:t>
-      </w:r>
-    </w:p>
-    <w:p>
-      <w:r>
-        <w:t xml:space="preserve">Fichier créée : </w:t>
-      </w:r>
-      <w:r>
-        <w:rPr>
-          <w:rFonts w:ascii="Segoe UI Emoji" w:hAnsi="Segoe UI Emoji" w:cs="Segoe UI Emoji"/>
-        </w:rPr>
-        <w:t>✅</w:t>
-      </w:r>
-      <w:r>
-        <w:rPr>
-          <w:rFonts w:ascii="Segoe UI Emoji" w:hAnsi="Segoe UI Emoji" w:cs="Segoe UI Emoji"/>
-        </w:rPr>
-        <w:t xml:space="preserve"> OK</w:t>
-      </w:r>
-    </w:p>
-    <w:p>
-      <w:r>
-        <w:t>Scripts des</w:t>
-      </w:r>
-      <w:r>
-        <w:t xml:space="preserve"> </w:t>
+        <w:t xml:space="preserve">Scripts des </w:t>
       </w:r>
       <w:r>
         <w:t>fichiers :</w:t>
@@ -766,10 +745,7 @@
     </w:p>
     <w:p>
       <w:r>
-        <w:t>Scripts des</w:t>
-      </w:r>
-      <w:r>
-        <w:t xml:space="preserve"> </w:t>
+        <w:t xml:space="preserve">Scripts des </w:t>
       </w:r>
       <w:r>
         <w:t>fichiers :</w:t>
@@ -868,14 +844,7 @@
           <w:b/>
           <w:bCs/>
         </w:rPr>
-        <w:t>@/</w:t>
-      </w:r>
-      <w:r>
-        <w:rPr>
-          <w:b/>
-          <w:bCs/>
-        </w:rPr>
-        <w:t>app/projects/[id]/userStories/page.tsx</w:t>
+        <w:t>@/app/projects/[id]/userStories/page.tsx</w:t>
       </w:r>
       <w:r>
         <w:t xml:space="preserve"> p</w:t>
@@ -1410,10 +1379,7 @@
     <w:p/>
     <w:p>
       <w:r>
-        <w:t>Scripts des</w:t>
-      </w:r>
-      <w:r>
-        <w:t xml:space="preserve"> </w:t>
+        <w:t xml:space="preserve">Scripts des </w:t>
       </w:r>
       <w:r>
         <w:t>fichiers :</w:t>
@@ -1517,10 +1483,7 @@
     </w:p>
     <w:p>
       <w:r>
-        <w:t>Scripts des</w:t>
-      </w:r>
-      <w:r>
-        <w:t xml:space="preserve"> </w:t>
+        <w:t xml:space="preserve">Scripts des </w:t>
       </w:r>
       <w:r>
         <w:t>fichiers :</w:t>
@@ -1641,14 +1604,7 @@
           <w:bCs/>
         </w:rPr>
         <w:lastRenderedPageBreak/>
-        <w:t>Tasks</w:t>
-      </w:r>
-      <w:r>
-        <w:rPr>
-          <w:b/>
-          <w:bCs/>
-        </w:rPr>
-        <w:t>Display.tsx</w:t>
+        <w:t>TasksDisplay.tsx</w:t>
       </w:r>
       <w:proofErr w:type="spellEnd"/>
       <w:r>
@@ -2083,10 +2039,7 @@
     </w:p>
     <w:p>
       <w:r>
-        <w:t>Scripts des</w:t>
-      </w:r>
-      <w:r>
-        <w:t xml:space="preserve"> fichiers  : </w:t>
+        <w:t xml:space="preserve">Scripts des fichiers  : </w:t>
       </w:r>
       <w:r>
         <w:rPr>
@@ -2348,10 +2301,7 @@
       </w:r>
       <w:proofErr w:type="spellEnd"/>
       <w:r>
-        <w:t xml:space="preserve"> </w:t>
-      </w:r>
-      <w:r>
-        <w:t>/</w:t>
+        <w:t xml:space="preserve"> /</w:t>
       </w:r>
       <w:proofErr w:type="spellStart"/>
       <w:r>
@@ -2457,10 +2407,7 @@
     </w:p>
     <w:p>
       <w:r>
-        <w:t>Scripts des</w:t>
-      </w:r>
-      <w:r>
-        <w:t xml:space="preserve"> fichiers  : </w:t>
+        <w:t xml:space="preserve">Scripts des fichiers  : </w:t>
       </w:r>
       <w:r>
         <w:rPr>
@@ -3015,13 +2962,7 @@
     </w:p>
     <w:p>
       <w:r>
-        <w:t xml:space="preserve">Scripts  des </w:t>
-      </w:r>
-      <w:r>
-        <w:t>fichiers :</w:t>
-      </w:r>
-      <w:r>
-        <w:t xml:space="preserve"> </w:t>
+        <w:t xml:space="preserve">Scripts  des fichiers : </w:t>
       </w:r>
       <w:r>
         <w:rPr>
@@ -3119,13 +3060,7 @@
     </w:p>
     <w:p>
       <w:r>
-        <w:t xml:space="preserve">Scripts des </w:t>
-      </w:r>
-      <w:r>
-        <w:t>fichiers :</w:t>
-      </w:r>
-      <w:r>
-        <w:t xml:space="preserve"> </w:t>
+        <w:t xml:space="preserve">Scripts des fichiers : </w:t>
       </w:r>
       <w:r>
         <w:rPr>
@@ -3258,10 +3193,7 @@
     </w:p>
     <w:p>
       <w:r>
-        <w:t xml:space="preserve">DELETE  / PUT : </w:t>
-      </w:r>
-      <w:r>
-        <w:t xml:space="preserve"> </w:t>
+        <w:t xml:space="preserve">DELETE  / PUT :  </w:t>
       </w:r>
       <w:r>
         <w:rPr>
@@ -25462,28 +25394,13 @@
         </w:numPr>
       </w:pPr>
       <w:r>
-        <w:t xml:space="preserve"> </w:t>
-      </w:r>
-      <w:r>
-        <w:t>incorrecte :</w:t>
-      </w:r>
-      <w:r>
-        <w:t xml:space="preserve"> </w:t>
-      </w:r>
-      <w:r>
-        <w:t>(acc, item)</w:t>
-      </w:r>
-      <w:r>
-        <w:t xml:space="preserve">  correcte : </w:t>
-      </w:r>
-      <w:r>
-        <w:t>(</w:t>
-      </w:r>
-      <w:r>
-        <w:t xml:space="preserve"> </w:t>
-      </w:r>
-      <w:r>
-        <w:t xml:space="preserve">  acc: { [x: string]: </w:t>
+        <w:t xml:space="preserve"> incorrecte :</w:t>
+      </w:r>
+      <w:r>
+        <w:t xml:space="preserve"> (acc, item)</w:t>
+      </w:r>
+      <w:r>
+        <w:t xml:space="preserve">  correcte : (   acc: { [x: string]: </w:t>
       </w:r>
       <w:proofErr w:type="spellStart"/>
       <w:r>
@@ -27059,6 +26976,7 @@
   <w:style w:type="character" w:default="1" w:styleId="Policepardfaut">
     <w:name w:val="Default Paragraph Font"/>
     <w:uiPriority w:val="1"/>
+    <w:semiHidden/>
     <w:unhideWhenUsed/>
   </w:style>
   <w:style w:type="table" w:default="1" w:styleId="TableauNormal">

--- a/public/DevToDo.docx
+++ b/public/DevToDo.docx
@@ -21,11 +21,189 @@
     </w:p>
     <w:p/>
     <w:p>
-      <w:r>
+      <w:pPr>
         <w:rPr>
           <w:rFonts w:ascii="Segoe UI Emoji" w:hAnsi="Segoe UI Emoji" w:cs="Segoe UI Emoji"/>
         </w:rPr>
+      </w:pPr>
+      <w:r>
+        <w:rPr>
+          <w:rFonts w:ascii="Segoe UI Emoji" w:hAnsi="Segoe UI Emoji" w:cs="Segoe UI Emoji"/>
+        </w:rPr>
         <w:t>✅</w:t>
+      </w:r>
+      <w:r>
+        <w:rPr>
+          <w:rFonts w:ascii="Segoe UI Emoji" w:hAnsi="Segoe UI Emoji" w:cs="Segoe UI Emoji"/>
+        </w:rPr>
+        <w:t xml:space="preserve"> </w:t>
+      </w:r>
+    </w:p>
+    <w:p>
+      <w:pPr>
+        <w:rPr>
+          <w:rFonts w:ascii="Segoe UI Emoji" w:hAnsi="Segoe UI Emoji" w:cs="Segoe UI Emoji"/>
+        </w:rPr>
+      </w:pPr>
+    </w:p>
+    <w:p>
+      <w:pPr>
+        <w:pStyle w:val="Paragraphedeliste"/>
+        <w:numPr>
+          <w:ilvl w:val="0"/>
+          <w:numId w:val="12"/>
+        </w:numPr>
+        <w:rPr>
+          <w:rFonts w:ascii="Segoe UI Emoji" w:hAnsi="Segoe UI Emoji" w:cs="Segoe UI Emoji"/>
+        </w:rPr>
+      </w:pPr>
+      <w:r>
+        <w:rPr>
+          <w:rFonts w:ascii="Segoe UI Emoji" w:hAnsi="Segoe UI Emoji" w:cs="Segoe UI Emoji"/>
+        </w:rPr>
+        <w:t>Crée</w:t>
+      </w:r>
+      <w:r>
+        <w:rPr>
+          <w:rFonts w:ascii="Segoe UI Emoji" w:hAnsi="Segoe UI Emoji" w:cs="Segoe UI Emoji"/>
+        </w:rPr>
+        <w:t xml:space="preserve"> un système astuce sous forme de </w:t>
+      </w:r>
+      <w:proofErr w:type="spellStart"/>
+      <w:r>
+        <w:rPr>
+          <w:rFonts w:ascii="Segoe UI Emoji" w:hAnsi="Segoe UI Emoji" w:cs="Segoe UI Emoji"/>
+        </w:rPr>
+        <w:t>pop up</w:t>
+      </w:r>
+      <w:proofErr w:type="spellEnd"/>
+      <w:r>
+        <w:rPr>
+          <w:rFonts w:ascii="Segoe UI Emoji" w:hAnsi="Segoe UI Emoji" w:cs="Segoe UI Emoji"/>
+        </w:rPr>
+        <w:t xml:space="preserve">. </w:t>
+      </w:r>
+      <w:r>
+        <w:rPr>
+          <w:rFonts w:ascii="Segoe UI Emoji" w:hAnsi="Segoe UI Emoji" w:cs="Segoe UI Emoji"/>
+        </w:rPr>
+        <w:t>Exemple</w:t>
+      </w:r>
+      <w:r>
+        <w:rPr>
+          <w:rFonts w:ascii="Segoe UI Emoji" w:hAnsi="Segoe UI Emoji" w:cs="Segoe UI Emoji"/>
+        </w:rPr>
+        <w:t xml:space="preserve"> lors de la suppression : supprimera </w:t>
+      </w:r>
+      <w:r>
+        <w:rPr>
+          <w:rFonts w:ascii="Segoe UI Emoji" w:hAnsi="Segoe UI Emoji" w:cs="Segoe UI Emoji"/>
+        </w:rPr>
+        <w:t>toutes les dépendances</w:t>
+      </w:r>
+      <w:r>
+        <w:rPr>
+          <w:rFonts w:ascii="Segoe UI Emoji" w:hAnsi="Segoe UI Emoji" w:cs="Segoe UI Emoji"/>
+        </w:rPr>
+        <w:t>. Astuce : ne le supprimer pas renommer le…</w:t>
+      </w:r>
+    </w:p>
+    <w:p>
+      <w:pPr>
+        <w:pStyle w:val="Paragraphedeliste"/>
+        <w:numPr>
+          <w:ilvl w:val="0"/>
+          <w:numId w:val="12"/>
+        </w:numPr>
+        <w:rPr>
+          <w:rFonts w:ascii="Segoe UI Emoji" w:hAnsi="Segoe UI Emoji" w:cs="Segoe UI Emoji"/>
+        </w:rPr>
+      </w:pPr>
+      <w:r>
+        <w:rPr>
+          <w:rFonts w:ascii="Segoe UI Emoji" w:hAnsi="Segoe UI Emoji" w:cs="Segoe UI Emoji"/>
+        </w:rPr>
+        <w:t>Crée</w:t>
+      </w:r>
+      <w:r>
+        <w:rPr>
+          <w:rFonts w:ascii="Segoe UI Emoji" w:hAnsi="Segoe UI Emoji" w:cs="Segoe UI Emoji"/>
+        </w:rPr>
+        <w:t xml:space="preserve"> un système de manipulation de data en masse avec formulaire acceptant les </w:t>
+      </w:r>
+      <w:proofErr w:type="spellStart"/>
+      <w:r>
+        <w:rPr>
+          <w:rFonts w:ascii="Segoe UI Emoji" w:hAnsi="Segoe UI Emoji" w:cs="Segoe UI Emoji"/>
+        </w:rPr>
+        <w:t>json</w:t>
+      </w:r>
+      <w:proofErr w:type="spellEnd"/>
+    </w:p>
+    <w:p>
+      <w:pPr>
+        <w:pStyle w:val="Paragraphedeliste"/>
+        <w:numPr>
+          <w:ilvl w:val="0"/>
+          <w:numId w:val="12"/>
+        </w:numPr>
+        <w:rPr>
+          <w:rFonts w:ascii="Segoe UI Emoji" w:hAnsi="Segoe UI Emoji" w:cs="Segoe UI Emoji"/>
+        </w:rPr>
+      </w:pPr>
+      <w:r>
+        <w:rPr>
+          <w:rFonts w:ascii="Segoe UI Emoji" w:hAnsi="Segoe UI Emoji" w:cs="Segoe UI Emoji"/>
+        </w:rPr>
+        <w:t>Créer une page qui affiche les taches et permet de les valider si cochée = terminer.</w:t>
+      </w:r>
+    </w:p>
+    <w:p>
+      <w:pPr>
+        <w:pStyle w:val="Paragraphedeliste"/>
+        <w:numPr>
+          <w:ilvl w:val="0"/>
+          <w:numId w:val="12"/>
+        </w:numPr>
+        <w:rPr>
+          <w:rFonts w:ascii="Segoe UI Emoji" w:hAnsi="Segoe UI Emoji" w:cs="Segoe UI Emoji"/>
+        </w:rPr>
+      </w:pPr>
+      <w:r>
+        <w:rPr>
+          <w:rFonts w:ascii="Segoe UI Emoji" w:hAnsi="Segoe UI Emoji" w:cs="Segoe UI Emoji"/>
+        </w:rPr>
+        <w:t>Crée la liste des taches test et permettre de les valider sur une même page avec case a cocher</w:t>
+      </w:r>
+    </w:p>
+    <w:p>
+      <w:pPr>
+        <w:pStyle w:val="Paragraphedeliste"/>
+        <w:numPr>
+          <w:ilvl w:val="0"/>
+          <w:numId w:val="12"/>
+        </w:numPr>
+        <w:rPr>
+          <w:rFonts w:ascii="Segoe UI Emoji" w:hAnsi="Segoe UI Emoji" w:cs="Segoe UI Emoji"/>
+        </w:rPr>
+      </w:pPr>
+    </w:p>
+    <w:p>
+      <w:pPr>
+        <w:pStyle w:val="Paragraphedeliste"/>
+        <w:numPr>
+          <w:ilvl w:val="0"/>
+          <w:numId w:val="12"/>
+        </w:numPr>
+        <w:rPr>
+          <w:rFonts w:ascii="Segoe UI Emoji" w:hAnsi="Segoe UI Emoji" w:cs="Segoe UI Emoji"/>
+        </w:rPr>
+      </w:pPr>
+      <w:r>
+        <w:rPr>
+          <w:rFonts w:ascii="Segoe UI Emoji" w:hAnsi="Segoe UI Emoji" w:cs="Segoe UI Emoji"/>
+        </w:rPr>
+        <w:t>…</w:t>
       </w:r>
     </w:p>
     <w:p/>
@@ -139,153 +317,144 @@
         <w:rPr>
           <w:rFonts w:ascii="Segoe UI Emoji" w:hAnsi="Segoe UI Emoji" w:cs="Segoe UI Emoji"/>
         </w:rPr>
-        <w:t>💥</w:t>
-      </w:r>
-    </w:p>
-    <w:p>
-      <w:pPr>
-        <w:ind w:left="708"/>
-      </w:pPr>
-      <w:proofErr w:type="spellStart"/>
-      <w:r>
-        <w:t>Error</w:t>
-      </w:r>
-      <w:proofErr w:type="spellEnd"/>
-      <w:r>
-        <w:t>: Route "/api/</w:t>
-      </w:r>
-      <w:proofErr w:type="spellStart"/>
-      <w:r>
-        <w:t>projects</w:t>
-      </w:r>
-      <w:proofErr w:type="spellEnd"/>
-      <w:r>
-        <w:t xml:space="preserve">/[id]" </w:t>
-      </w:r>
-      <w:proofErr w:type="spellStart"/>
-      <w:r>
-        <w:t>used</w:t>
-      </w:r>
-      <w:proofErr w:type="spellEnd"/>
-      <w:r>
-        <w:t xml:space="preserve"> `params.id`. `params` </w:t>
-      </w:r>
-      <w:proofErr w:type="spellStart"/>
-      <w:r>
-        <w:t>should</w:t>
+        <w:t>✅</w:t>
+      </w:r>
+      <w:r>
+        <w:rPr>
+          <w:rFonts w:ascii="Segoe UI Emoji" w:hAnsi="Segoe UI Emoji" w:cs="Segoe UI Emoji"/>
+        </w:rPr>
+        <w:t xml:space="preserve"> OK</w:t>
+      </w:r>
+    </w:p>
+    <w:p/>
+    <w:p>
+      <w:pPr>
+        <w:pStyle w:val="Paragraphedeliste"/>
+        <w:numPr>
+          <w:ilvl w:val="0"/>
+          <w:numId w:val="9"/>
+        </w:numPr>
+      </w:pPr>
+      <w:r>
+        <w:t xml:space="preserve">Ajouter au store des valeur par default. </w:t>
+      </w:r>
+    </w:p>
+    <w:p>
+      <w:pPr>
+        <w:pStyle w:val="Paragraphedeliste"/>
+        <w:numPr>
+          <w:ilvl w:val="0"/>
+          <w:numId w:val="9"/>
+        </w:numPr>
+      </w:pPr>
+      <w:r>
+        <w:t xml:space="preserve">La </w:t>
+      </w:r>
+      <w:r>
+        <w:t>sélection</w:t>
+      </w:r>
+      <w:r>
+        <w:t xml:space="preserve"> d’un projet doit ouvri</w:t>
+      </w:r>
+      <w:r>
+        <w:t>r</w:t>
+      </w:r>
+      <w:r>
+        <w:t xml:space="preserve"> ‘/</w:t>
+      </w:r>
+      <w:proofErr w:type="spellStart"/>
+      <w:r>
+        <w:t>p</w:t>
+      </w:r>
+      <w:r>
+        <w:t>ojects</w:t>
       </w:r>
       <w:proofErr w:type="spellEnd"/>
       <w:r>
         <w:t xml:space="preserve"> </w:t>
       </w:r>
-      <w:proofErr w:type="spellStart"/>
-      <w:r>
-        <w:t>be</w:t>
-      </w:r>
-      <w:proofErr w:type="spellEnd"/>
-      <w:r>
-        <w:t xml:space="preserve"> </w:t>
-      </w:r>
-      <w:proofErr w:type="spellStart"/>
-      <w:r>
-        <w:t>awaited</w:t>
-      </w:r>
-      <w:proofErr w:type="spellEnd"/>
-      <w:r>
-        <w:t xml:space="preserve"> </w:t>
-      </w:r>
-      <w:proofErr w:type="spellStart"/>
-      <w:r>
-        <w:t>before</w:t>
-      </w:r>
-      <w:proofErr w:type="spellEnd"/>
-      <w:r>
-        <w:t xml:space="preserve"> </w:t>
-      </w:r>
-      <w:proofErr w:type="spellStart"/>
-      <w:r>
-        <w:t>using</w:t>
-      </w:r>
-      <w:proofErr w:type="spellEnd"/>
-      <w:r>
-        <w:t xml:space="preserve"> </w:t>
-      </w:r>
-      <w:proofErr w:type="spellStart"/>
-      <w:r>
-        <w:t>its</w:t>
-      </w:r>
-      <w:proofErr w:type="spellEnd"/>
-      <w:r>
-        <w:t xml:space="preserve"> </w:t>
-      </w:r>
-      <w:proofErr w:type="spellStart"/>
-      <w:r>
-        <w:t>properties</w:t>
-      </w:r>
-      <w:proofErr w:type="spellEnd"/>
-      <w:r>
-        <w:t xml:space="preserve">. </w:t>
-      </w:r>
-      <w:proofErr w:type="spellStart"/>
-      <w:r>
-        <w:t>Learn</w:t>
-      </w:r>
-      <w:proofErr w:type="spellEnd"/>
-      <w:r>
-        <w:t xml:space="preserve"> more: https://nextjs.org/docs/messages/sync-dynamic-apis</w:t>
-      </w:r>
-    </w:p>
-    <w:p>
-      <w:pPr>
-        <w:ind w:left="708"/>
-      </w:pPr>
-      <w:r>
-        <w:t xml:space="preserve">    at DELETE (app\api\</w:t>
-      </w:r>
-      <w:proofErr w:type="spellStart"/>
-      <w:r>
-        <w:t>projects</w:t>
-      </w:r>
-      <w:proofErr w:type="spellEnd"/>
-      <w:r>
-        <w:t>\[id]\route.ts:483:12)</w:t>
-      </w:r>
-    </w:p>
-    <w:p/>
-    <w:p>
-      <w:r>
-        <w:t>ORDER : non dev</w:t>
-      </w:r>
-      <w:r>
-        <w:br/>
-      </w:r>
-    </w:p>
-    <w:p>
-      <w:r>
-        <w:t xml:space="preserve"> GET Page [id] :  </w:t>
-      </w:r>
-      <w:r>
-        <w:rPr>
-          <w:rFonts w:ascii="Segoe UI Emoji" w:hAnsi="Segoe UI Emoji" w:cs="Segoe UI Emoji"/>
-        </w:rPr>
-        <w:t>✅</w:t>
-      </w:r>
-      <w:r>
-        <w:rPr>
-          <w:rFonts w:ascii="Segoe UI Emoji" w:hAnsi="Segoe UI Emoji" w:cs="Segoe UI Emoji"/>
-        </w:rPr>
-        <w:t xml:space="preserve"> OK</w:t>
+      <w:r>
+        <w:t>/initiatives</w:t>
+      </w:r>
+      <w:r>
+        <w:t>‘</w:t>
+      </w:r>
+    </w:p>
+    <w:p>
+      <w:pPr>
+        <w:pStyle w:val="Paragraphedeliste"/>
+        <w:numPr>
+          <w:ilvl w:val="0"/>
+          <w:numId w:val="9"/>
+        </w:numPr>
+      </w:pPr>
+      <w:r>
+        <w:t xml:space="preserve">Ajouter le lien de Project dans la </w:t>
+      </w:r>
+      <w:proofErr w:type="spellStart"/>
+      <w:r>
+        <w:t>sidbar</w:t>
+      </w:r>
+      <w:proofErr w:type="spellEnd"/>
+      <w:r>
+        <w:t xml:space="preserve"> et créer dans code les pages sans [id]</w:t>
+      </w:r>
+    </w:p>
+    <w:p>
+      <w:pPr>
+        <w:pStyle w:val="Paragraphedeliste"/>
+        <w:numPr>
+          <w:ilvl w:val="0"/>
+          <w:numId w:val="9"/>
+        </w:numPr>
+      </w:pPr>
+      <w:r>
+        <w:t>Améliorer la page de confirmation de suppression.</w:t>
       </w:r>
     </w:p>
     <w:p/>
     <w:p/>
+    <w:p>
+      <w:r>
+        <w:t xml:space="preserve">ORDER : </w:t>
+      </w:r>
+      <w:r>
+        <w:rPr>
+          <w:rFonts w:ascii="Segoe UI Emoji" w:hAnsi="Segoe UI Emoji" w:cs="Segoe UI Emoji"/>
+        </w:rPr>
+        <w:t>✅</w:t>
+      </w:r>
+      <w:r>
+        <w:rPr>
+          <w:rFonts w:ascii="Segoe UI Emoji" w:hAnsi="Segoe UI Emoji" w:cs="Segoe UI Emoji"/>
+        </w:rPr>
+        <w:t xml:space="preserve"> OK</w:t>
+      </w:r>
+    </w:p>
+    <w:p>
+      <w:r>
+        <w:t xml:space="preserve"> GET Page [id] :  </w:t>
+      </w:r>
+      <w:r>
+        <w:rPr>
+          <w:rFonts w:ascii="Segoe UI Emoji" w:hAnsi="Segoe UI Emoji" w:cs="Segoe UI Emoji"/>
+        </w:rPr>
+        <w:t>✅</w:t>
+      </w:r>
+      <w:r>
+        <w:rPr>
+          <w:rFonts w:ascii="Segoe UI Emoji" w:hAnsi="Segoe UI Emoji" w:cs="Segoe UI Emoji"/>
+        </w:rPr>
+        <w:t xml:space="preserve"> OK</w:t>
+      </w:r>
+    </w:p>
+    <w:p/>
     <w:bookmarkEnd w:id="0"/>
     <w:p>
       <w:pPr>
         <w:pStyle w:val="Titre1"/>
       </w:pPr>
       <w:r>
-        <w:lastRenderedPageBreak/>
         <w:t>// app/</w:t>
       </w:r>
       <w:proofErr w:type="spellStart"/>
@@ -390,7 +559,13 @@
         <w:rPr>
           <w:rFonts w:ascii="Segoe UI Emoji" w:hAnsi="Segoe UI Emoji" w:cs="Segoe UI Emoji"/>
         </w:rPr>
-        <w:t xml:space="preserve"> OK</w:t>
+        <w:t xml:space="preserve"> </w:t>
+      </w:r>
+      <w:r>
+        <w:rPr>
+          <w:rFonts w:ascii="Segoe UI Emoji" w:hAnsi="Segoe UI Emoji" w:cs="Segoe UI Emoji"/>
+        </w:rPr>
+        <w:t>OK</w:t>
       </w:r>
     </w:p>
     <w:p/>
@@ -404,8 +579,35 @@
     </w:p>
     <w:p>
       <w:r>
-        <w:t xml:space="preserve"> GET Page [id] :  non dev</w:t>
-      </w:r>
+        <w:t xml:space="preserve"> GET Page [id] :  </w:t>
+      </w:r>
+      <w:r>
+        <w:t xml:space="preserve"> A</w:t>
+      </w:r>
+      <w:r>
+        <w:t>pp/</w:t>
+      </w:r>
+      <w:proofErr w:type="spellStart"/>
+      <w:r>
+        <w:t>projects</w:t>
+      </w:r>
+      <w:proofErr w:type="spellEnd"/>
+      <w:r>
+        <w:t>/[id]/</w:t>
+      </w:r>
+      <w:proofErr w:type="spellStart"/>
+      <w:r>
+        <w:t>epic</w:t>
+      </w:r>
+      <w:proofErr w:type="spellEnd"/>
+      <w:r>
+        <w:t>/</w:t>
+      </w:r>
+      <w:proofErr w:type="spellStart"/>
+      <w:r>
+        <w:t>page.tsx</w:t>
+      </w:r>
+      <w:proofErr w:type="spellEnd"/>
     </w:p>
     <w:p>
       <w:pPr>
@@ -435,6 +637,39 @@
         <w:t>page.tsx</w:t>
       </w:r>
       <w:proofErr w:type="spellEnd"/>
+    </w:p>
+    <w:p>
+      <w:pPr>
+        <w:pStyle w:val="Paragraphedeliste"/>
+        <w:numPr>
+          <w:ilvl w:val="0"/>
+          <w:numId w:val="11"/>
+        </w:numPr>
+      </w:pPr>
+      <w:r>
+        <w:t xml:space="preserve">doits a </w:t>
+      </w:r>
+      <w:proofErr w:type="spellStart"/>
+      <w:r>
+        <w:t>fficher</w:t>
+      </w:r>
+      <w:proofErr w:type="spellEnd"/>
+      <w:r>
+        <w:t xml:space="preserve"> le projet </w:t>
+      </w:r>
+      <w:proofErr w:type="spellStart"/>
+      <w:r>
+        <w:t>sélectioner</w:t>
+      </w:r>
+      <w:proofErr w:type="spellEnd"/>
+      <w:r>
+        <w:t xml:space="preserve"> en plus gros </w:t>
+      </w:r>
+    </w:p>
+    <w:p>
+      <w:pPr>
+        <w:pStyle w:val="Titre2"/>
+      </w:pPr>
     </w:p>
     <w:p>
       <w:pPr>
@@ -945,7 +1180,6 @@
           <w:b/>
           <w:bCs/>
         </w:rPr>
-        <w:lastRenderedPageBreak/>
         <w:t>UserStoriesList.tsx</w:t>
       </w:r>
       <w:proofErr w:type="spellEnd"/>
@@ -1453,6 +1687,7 @@
         <w:pStyle w:val="Titre1"/>
       </w:pPr>
       <w:r>
+        <w:lastRenderedPageBreak/>
         <w:t>//@/app/projects/[id]/sprint/page.tsx</w:t>
       </w:r>
     </w:p>
@@ -1603,7 +1838,6 @@
           <w:b/>
           <w:bCs/>
         </w:rPr>
-        <w:lastRenderedPageBreak/>
         <w:t>TasksDisplay.tsx</w:t>
       </w:r>
       <w:proofErr w:type="spellEnd"/>
@@ -1863,6 +2097,7 @@
           <w:b/>
           <w:bCs/>
         </w:rPr>
+        <w:lastRenderedPageBreak/>
         <w:t>views</w:t>
       </w:r>
       <w:proofErr w:type="spellEnd"/>
@@ -2173,7 +2408,6 @@
         </w:numPr>
       </w:pPr>
       <w:r>
-        <w:lastRenderedPageBreak/>
         <w:t xml:space="preserve">// </w:t>
       </w:r>
       <w:r>
@@ -2364,6 +2598,7 @@
         <w:pStyle w:val="Titre1"/>
       </w:pPr>
       <w:r>
+        <w:lastRenderedPageBreak/>
         <w:t>// app/</w:t>
       </w:r>
       <w:proofErr w:type="spellStart"/>
@@ -2598,7 +2833,6 @@
           <w:b/>
           <w:bCs/>
         </w:rPr>
-        <w:lastRenderedPageBreak/>
         <w:t>Tasks</w:t>
       </w:r>
       <w:r>
@@ -2836,6 +3070,7 @@
         </w:numPr>
       </w:pPr>
       <w:r>
+        <w:lastRenderedPageBreak/>
         <w:t>Routes utilisées :</w:t>
       </w:r>
     </w:p>
@@ -3037,7 +3272,6 @@
         <w:pStyle w:val="Titre2"/>
       </w:pPr>
       <w:r>
-        <w:lastRenderedPageBreak/>
         <w:t>Etat d’avancement :</w:t>
       </w:r>
     </w:p>
@@ -3193,6 +3427,7 @@
     </w:p>
     <w:p>
       <w:r>
+        <w:lastRenderedPageBreak/>
         <w:t xml:space="preserve">DELETE  / PUT :  </w:t>
       </w:r>
       <w:r>
@@ -3879,7 +4114,6 @@
           <w:lang w:eastAsia="fr-FR"/>
           <w14:ligatures w14:val="none"/>
         </w:rPr>
-        <w:lastRenderedPageBreak/>
         <w:t xml:space="preserve">  </w:t>
       </w:r>
       <w:proofErr w:type="spellStart"/>
@@ -4405,6 +4639,7 @@
           <w:lang w:eastAsia="fr-FR"/>
           <w14:ligatures w14:val="none"/>
         </w:rPr>
+        <w:lastRenderedPageBreak/>
         <w:t>parentComment</w:t>
       </w:r>
       <w:proofErr w:type="spellEnd"/>
@@ -5536,7 +5771,6 @@
           <w:lang w:eastAsia="fr-FR"/>
           <w14:ligatures w14:val="none"/>
         </w:rPr>
-        <w:lastRenderedPageBreak/>
         <w:t>}</w:t>
       </w:r>
       <w:r>
@@ -10107,7 +10341,6 @@
           <w:lang w:eastAsia="fr-FR"/>
           <w14:ligatures w14:val="none"/>
         </w:rPr>
-        <w:lastRenderedPageBreak/>
         <w:t>export</w:t>
       </w:r>
       <w:r>
@@ -12169,6 +12402,7 @@
           <w:lang w:eastAsia="fr-FR"/>
           <w14:ligatures w14:val="none"/>
         </w:rPr>
+        <w:lastRenderedPageBreak/>
         <w:t>export</w:t>
       </w:r>
       <w:r>
@@ -14559,7 +14793,6 @@
           <w:lang w:eastAsia="fr-FR"/>
           <w14:ligatures w14:val="none"/>
         </w:rPr>
-        <w:lastRenderedPageBreak/>
         <w:t>b) Page d'accueil du blog (</w:t>
       </w:r>
       <w:r>
@@ -16831,6 +17064,7 @@
           <w:lang w:eastAsia="fr-FR"/>
           <w14:ligatures w14:val="none"/>
         </w:rPr>
+        <w:lastRenderedPageBreak/>
         <w:t>tsx</w:t>
       </w:r>
       <w:proofErr w:type="spellEnd"/>
@@ -18800,7 +19034,6 @@
           <w:lang w:eastAsia="fr-FR"/>
           <w14:ligatures w14:val="none"/>
         </w:rPr>
-        <w:lastRenderedPageBreak/>
         <w:t>a) Création d'article (</w:t>
       </w:r>
       <w:r>
@@ -21458,6 +21691,7 @@
           <w:lang w:eastAsia="fr-FR"/>
           <w14:ligatures w14:val="none"/>
         </w:rPr>
+        <w:lastRenderedPageBreak/>
         <w:t>b) Récupération des tags (</w:t>
       </w:r>
       <w:r>
@@ -23037,7 +23271,6 @@
           <w:lang w:eastAsia="fr-FR"/>
           <w14:ligatures w14:val="none"/>
         </w:rPr>
-        <w:lastRenderedPageBreak/>
         <w:t xml:space="preserve">    </w:t>
       </w:r>
       <w:proofErr w:type="spellStart"/>
@@ -25028,6 +25261,7 @@
           <w:lang w:eastAsia="fr-FR"/>
           <w14:ligatures w14:val="none"/>
         </w:rPr>
+        <w:lastRenderedPageBreak/>
         <w:t>await</w:t>
       </w:r>
       <w:proofErr w:type="spellEnd"/>
@@ -25444,7 +25678,6 @@
         </w:numPr>
       </w:pPr>
       <w:r>
-        <w:lastRenderedPageBreak/>
         <w:t xml:space="preserve">import  </w:t>
       </w:r>
       <w:proofErr w:type="spellStart"/>
@@ -25473,6 +25706,36 @@
       </w:r>
       <w:r>
         <w:t xml:space="preserve"> est l’import correcte</w:t>
+      </w:r>
+    </w:p>
+    <w:p>
+      <w:pPr>
+        <w:pStyle w:val="Paragraphedeliste"/>
+        <w:numPr>
+          <w:ilvl w:val="0"/>
+          <w:numId w:val="4"/>
+        </w:numPr>
+      </w:pPr>
+      <w:r>
+        <w:t>utiliser Sonner au lieu de l'ancien système de toast</w:t>
+      </w:r>
+      <w:r>
+        <w:t xml:space="preserve"> (</w:t>
+      </w:r>
+      <w:r>
+        <w:t>use-toast</w:t>
+      </w:r>
+    </w:p>
+    <w:p>
+      <w:pPr>
+        <w:pStyle w:val="Paragraphedeliste"/>
+        <w:numPr>
+          <w:ilvl w:val="0"/>
+          <w:numId w:val="4"/>
+        </w:numPr>
+      </w:pPr>
+      <w:r>
+        <w:t>)</w:t>
       </w:r>
     </w:p>
     <w:p>
@@ -25587,6 +25850,119 @@
     </w:lvl>
   </w:abstractNum>
   <w:abstractNum w:abstractNumId="1" w15:restartNumberingAfterBreak="0">
+    <w:nsid w:val="030B5945"/>
+    <w:multiLevelType w:val="hybridMultilevel"/>
+    <w:tmpl w:val="D038953A"/>
+    <w:lvl w:ilvl="0" w:tplc="040C0001">
+      <w:start w:val="1"/>
+      <w:numFmt w:val="bullet"/>
+      <w:lvlText w:val=""/>
+      <w:lvlJc w:val="left"/>
+      <w:pPr>
+        <w:ind w:left="720" w:hanging="360"/>
+      </w:pPr>
+      <w:rPr>
+        <w:rFonts w:ascii="Symbol" w:hAnsi="Symbol" w:hint="default"/>
+      </w:rPr>
+    </w:lvl>
+    <w:lvl w:ilvl="1" w:tplc="040C0003" w:tentative="1">
+      <w:start w:val="1"/>
+      <w:numFmt w:val="bullet"/>
+      <w:lvlText w:val="o"/>
+      <w:lvlJc w:val="left"/>
+      <w:pPr>
+        <w:ind w:left="1440" w:hanging="360"/>
+      </w:pPr>
+      <w:rPr>
+        <w:rFonts w:ascii="Courier New" w:hAnsi="Courier New" w:cs="Courier New" w:hint="default"/>
+      </w:rPr>
+    </w:lvl>
+    <w:lvl w:ilvl="2" w:tplc="040C0005" w:tentative="1">
+      <w:start w:val="1"/>
+      <w:numFmt w:val="bullet"/>
+      <w:lvlText w:val=""/>
+      <w:lvlJc w:val="left"/>
+      <w:pPr>
+        <w:ind w:left="2160" w:hanging="360"/>
+      </w:pPr>
+      <w:rPr>
+        <w:rFonts w:ascii="Wingdings" w:hAnsi="Wingdings" w:hint="default"/>
+      </w:rPr>
+    </w:lvl>
+    <w:lvl w:ilvl="3" w:tplc="040C0001" w:tentative="1">
+      <w:start w:val="1"/>
+      <w:numFmt w:val="bullet"/>
+      <w:lvlText w:val=""/>
+      <w:lvlJc w:val="left"/>
+      <w:pPr>
+        <w:ind w:left="2880" w:hanging="360"/>
+      </w:pPr>
+      <w:rPr>
+        <w:rFonts w:ascii="Symbol" w:hAnsi="Symbol" w:hint="default"/>
+      </w:rPr>
+    </w:lvl>
+    <w:lvl w:ilvl="4" w:tplc="040C0003" w:tentative="1">
+      <w:start w:val="1"/>
+      <w:numFmt w:val="bullet"/>
+      <w:lvlText w:val="o"/>
+      <w:lvlJc w:val="left"/>
+      <w:pPr>
+        <w:ind w:left="3600" w:hanging="360"/>
+      </w:pPr>
+      <w:rPr>
+        <w:rFonts w:ascii="Courier New" w:hAnsi="Courier New" w:cs="Courier New" w:hint="default"/>
+      </w:rPr>
+    </w:lvl>
+    <w:lvl w:ilvl="5" w:tplc="040C0005" w:tentative="1">
+      <w:start w:val="1"/>
+      <w:numFmt w:val="bullet"/>
+      <w:lvlText w:val=""/>
+      <w:lvlJc w:val="left"/>
+      <w:pPr>
+        <w:ind w:left="4320" w:hanging="360"/>
+      </w:pPr>
+      <w:rPr>
+        <w:rFonts w:ascii="Wingdings" w:hAnsi="Wingdings" w:hint="default"/>
+      </w:rPr>
+    </w:lvl>
+    <w:lvl w:ilvl="6" w:tplc="040C0001" w:tentative="1">
+      <w:start w:val="1"/>
+      <w:numFmt w:val="bullet"/>
+      <w:lvlText w:val=""/>
+      <w:lvlJc w:val="left"/>
+      <w:pPr>
+        <w:ind w:left="5040" w:hanging="360"/>
+      </w:pPr>
+      <w:rPr>
+        <w:rFonts w:ascii="Symbol" w:hAnsi="Symbol" w:hint="default"/>
+      </w:rPr>
+    </w:lvl>
+    <w:lvl w:ilvl="7" w:tplc="040C0003" w:tentative="1">
+      <w:start w:val="1"/>
+      <w:numFmt w:val="bullet"/>
+      <w:lvlText w:val="o"/>
+      <w:lvlJc w:val="left"/>
+      <w:pPr>
+        <w:ind w:left="5760" w:hanging="360"/>
+      </w:pPr>
+      <w:rPr>
+        <w:rFonts w:ascii="Courier New" w:hAnsi="Courier New" w:cs="Courier New" w:hint="default"/>
+      </w:rPr>
+    </w:lvl>
+    <w:lvl w:ilvl="8" w:tplc="040C0005" w:tentative="1">
+      <w:start w:val="1"/>
+      <w:numFmt w:val="bullet"/>
+      <w:lvlText w:val=""/>
+      <w:lvlJc w:val="left"/>
+      <w:pPr>
+        <w:ind w:left="6480" w:hanging="360"/>
+      </w:pPr>
+      <w:rPr>
+        <w:rFonts w:ascii="Wingdings" w:hAnsi="Wingdings" w:hint="default"/>
+      </w:rPr>
+    </w:lvl>
+  </w:abstractNum>
+  <w:abstractNum w:abstractNumId="2" w15:restartNumberingAfterBreak="0">
     <w:nsid w:val="19D66038"/>
     <w:multiLevelType w:val="multilevel"/>
     <w:tmpl w:val="0A64DEC0"/>
@@ -25735,10 +26111,10 @@
       </w:rPr>
     </w:lvl>
   </w:abstractNum>
-  <w:abstractNum w:abstractNumId="2" w15:restartNumberingAfterBreak="0">
-    <w:nsid w:val="31891210"/>
+  <w:abstractNum w:abstractNumId="3" w15:restartNumberingAfterBreak="0">
+    <w:nsid w:val="25BF4EAD"/>
     <w:multiLevelType w:val="hybridMultilevel"/>
-    <w:tmpl w:val="50A65D0E"/>
+    <w:tmpl w:val="00F0486C"/>
     <w:lvl w:ilvl="0" w:tplc="040C0001">
       <w:start w:val="1"/>
       <w:numFmt w:val="bullet"/>
@@ -25848,7 +26224,233 @@
       </w:rPr>
     </w:lvl>
   </w:abstractNum>
-  <w:abstractNum w:abstractNumId="3" w15:restartNumberingAfterBreak="0">
+  <w:abstractNum w:abstractNumId="4" w15:restartNumberingAfterBreak="0">
+    <w:nsid w:val="29E16212"/>
+    <w:multiLevelType w:val="hybridMultilevel"/>
+    <w:tmpl w:val="3CFAB9B6"/>
+    <w:lvl w:ilvl="0" w:tplc="040C0001">
+      <w:start w:val="1"/>
+      <w:numFmt w:val="bullet"/>
+      <w:lvlText w:val=""/>
+      <w:lvlJc w:val="left"/>
+      <w:pPr>
+        <w:ind w:left="720" w:hanging="360"/>
+      </w:pPr>
+      <w:rPr>
+        <w:rFonts w:ascii="Symbol" w:hAnsi="Symbol" w:hint="default"/>
+      </w:rPr>
+    </w:lvl>
+    <w:lvl w:ilvl="1" w:tplc="040C0003" w:tentative="1">
+      <w:start w:val="1"/>
+      <w:numFmt w:val="bullet"/>
+      <w:lvlText w:val="o"/>
+      <w:lvlJc w:val="left"/>
+      <w:pPr>
+        <w:ind w:left="1440" w:hanging="360"/>
+      </w:pPr>
+      <w:rPr>
+        <w:rFonts w:ascii="Courier New" w:hAnsi="Courier New" w:cs="Courier New" w:hint="default"/>
+      </w:rPr>
+    </w:lvl>
+    <w:lvl w:ilvl="2" w:tplc="040C0005" w:tentative="1">
+      <w:start w:val="1"/>
+      <w:numFmt w:val="bullet"/>
+      <w:lvlText w:val=""/>
+      <w:lvlJc w:val="left"/>
+      <w:pPr>
+        <w:ind w:left="2160" w:hanging="360"/>
+      </w:pPr>
+      <w:rPr>
+        <w:rFonts w:ascii="Wingdings" w:hAnsi="Wingdings" w:hint="default"/>
+      </w:rPr>
+    </w:lvl>
+    <w:lvl w:ilvl="3" w:tplc="040C0001" w:tentative="1">
+      <w:start w:val="1"/>
+      <w:numFmt w:val="bullet"/>
+      <w:lvlText w:val=""/>
+      <w:lvlJc w:val="left"/>
+      <w:pPr>
+        <w:ind w:left="2880" w:hanging="360"/>
+      </w:pPr>
+      <w:rPr>
+        <w:rFonts w:ascii="Symbol" w:hAnsi="Symbol" w:hint="default"/>
+      </w:rPr>
+    </w:lvl>
+    <w:lvl w:ilvl="4" w:tplc="040C0003" w:tentative="1">
+      <w:start w:val="1"/>
+      <w:numFmt w:val="bullet"/>
+      <w:lvlText w:val="o"/>
+      <w:lvlJc w:val="left"/>
+      <w:pPr>
+        <w:ind w:left="3600" w:hanging="360"/>
+      </w:pPr>
+      <w:rPr>
+        <w:rFonts w:ascii="Courier New" w:hAnsi="Courier New" w:cs="Courier New" w:hint="default"/>
+      </w:rPr>
+    </w:lvl>
+    <w:lvl w:ilvl="5" w:tplc="040C0005" w:tentative="1">
+      <w:start w:val="1"/>
+      <w:numFmt w:val="bullet"/>
+      <w:lvlText w:val=""/>
+      <w:lvlJc w:val="left"/>
+      <w:pPr>
+        <w:ind w:left="4320" w:hanging="360"/>
+      </w:pPr>
+      <w:rPr>
+        <w:rFonts w:ascii="Wingdings" w:hAnsi="Wingdings" w:hint="default"/>
+      </w:rPr>
+    </w:lvl>
+    <w:lvl w:ilvl="6" w:tplc="040C0001" w:tentative="1">
+      <w:start w:val="1"/>
+      <w:numFmt w:val="bullet"/>
+      <w:lvlText w:val=""/>
+      <w:lvlJc w:val="left"/>
+      <w:pPr>
+        <w:ind w:left="5040" w:hanging="360"/>
+      </w:pPr>
+      <w:rPr>
+        <w:rFonts w:ascii="Symbol" w:hAnsi="Symbol" w:hint="default"/>
+      </w:rPr>
+    </w:lvl>
+    <w:lvl w:ilvl="7" w:tplc="040C0003" w:tentative="1">
+      <w:start w:val="1"/>
+      <w:numFmt w:val="bullet"/>
+      <w:lvlText w:val="o"/>
+      <w:lvlJc w:val="left"/>
+      <w:pPr>
+        <w:ind w:left="5760" w:hanging="360"/>
+      </w:pPr>
+      <w:rPr>
+        <w:rFonts w:ascii="Courier New" w:hAnsi="Courier New" w:cs="Courier New" w:hint="default"/>
+      </w:rPr>
+    </w:lvl>
+    <w:lvl w:ilvl="8" w:tplc="040C0005" w:tentative="1">
+      <w:start w:val="1"/>
+      <w:numFmt w:val="bullet"/>
+      <w:lvlText w:val=""/>
+      <w:lvlJc w:val="left"/>
+      <w:pPr>
+        <w:ind w:left="6480" w:hanging="360"/>
+      </w:pPr>
+      <w:rPr>
+        <w:rFonts w:ascii="Wingdings" w:hAnsi="Wingdings" w:hint="default"/>
+      </w:rPr>
+    </w:lvl>
+  </w:abstractNum>
+  <w:abstractNum w:abstractNumId="5" w15:restartNumberingAfterBreak="0">
+    <w:nsid w:val="31891210"/>
+    <w:multiLevelType w:val="hybridMultilevel"/>
+    <w:tmpl w:val="50A65D0E"/>
+    <w:lvl w:ilvl="0" w:tplc="040C0001">
+      <w:start w:val="1"/>
+      <w:numFmt w:val="bullet"/>
+      <w:lvlText w:val=""/>
+      <w:lvlJc w:val="left"/>
+      <w:pPr>
+        <w:ind w:left="720" w:hanging="360"/>
+      </w:pPr>
+      <w:rPr>
+        <w:rFonts w:ascii="Symbol" w:hAnsi="Symbol" w:hint="default"/>
+      </w:rPr>
+    </w:lvl>
+    <w:lvl w:ilvl="1" w:tplc="040C0003" w:tentative="1">
+      <w:start w:val="1"/>
+      <w:numFmt w:val="bullet"/>
+      <w:lvlText w:val="o"/>
+      <w:lvlJc w:val="left"/>
+      <w:pPr>
+        <w:ind w:left="1440" w:hanging="360"/>
+      </w:pPr>
+      <w:rPr>
+        <w:rFonts w:ascii="Courier New" w:hAnsi="Courier New" w:cs="Courier New" w:hint="default"/>
+      </w:rPr>
+    </w:lvl>
+    <w:lvl w:ilvl="2" w:tplc="040C0005" w:tentative="1">
+      <w:start w:val="1"/>
+      <w:numFmt w:val="bullet"/>
+      <w:lvlText w:val=""/>
+      <w:lvlJc w:val="left"/>
+      <w:pPr>
+        <w:ind w:left="2160" w:hanging="360"/>
+      </w:pPr>
+      <w:rPr>
+        <w:rFonts w:ascii="Wingdings" w:hAnsi="Wingdings" w:hint="default"/>
+      </w:rPr>
+    </w:lvl>
+    <w:lvl w:ilvl="3" w:tplc="040C0001" w:tentative="1">
+      <w:start w:val="1"/>
+      <w:numFmt w:val="bullet"/>
+      <w:lvlText w:val=""/>
+      <w:lvlJc w:val="left"/>
+      <w:pPr>
+        <w:ind w:left="2880" w:hanging="360"/>
+      </w:pPr>
+      <w:rPr>
+        <w:rFonts w:ascii="Symbol" w:hAnsi="Symbol" w:hint="default"/>
+      </w:rPr>
+    </w:lvl>
+    <w:lvl w:ilvl="4" w:tplc="040C0003" w:tentative="1">
+      <w:start w:val="1"/>
+      <w:numFmt w:val="bullet"/>
+      <w:lvlText w:val="o"/>
+      <w:lvlJc w:val="left"/>
+      <w:pPr>
+        <w:ind w:left="3600" w:hanging="360"/>
+      </w:pPr>
+      <w:rPr>
+        <w:rFonts w:ascii="Courier New" w:hAnsi="Courier New" w:cs="Courier New" w:hint="default"/>
+      </w:rPr>
+    </w:lvl>
+    <w:lvl w:ilvl="5" w:tplc="040C0005" w:tentative="1">
+      <w:start w:val="1"/>
+      <w:numFmt w:val="bullet"/>
+      <w:lvlText w:val=""/>
+      <w:lvlJc w:val="left"/>
+      <w:pPr>
+        <w:ind w:left="4320" w:hanging="360"/>
+      </w:pPr>
+      <w:rPr>
+        <w:rFonts w:ascii="Wingdings" w:hAnsi="Wingdings" w:hint="default"/>
+      </w:rPr>
+    </w:lvl>
+    <w:lvl w:ilvl="6" w:tplc="040C0001" w:tentative="1">
+      <w:start w:val="1"/>
+      <w:numFmt w:val="bullet"/>
+      <w:lvlText w:val=""/>
+      <w:lvlJc w:val="left"/>
+      <w:pPr>
+        <w:ind w:left="5040" w:hanging="360"/>
+      </w:pPr>
+      <w:rPr>
+        <w:rFonts w:ascii="Symbol" w:hAnsi="Symbol" w:hint="default"/>
+      </w:rPr>
+    </w:lvl>
+    <w:lvl w:ilvl="7" w:tplc="040C0003" w:tentative="1">
+      <w:start w:val="1"/>
+      <w:numFmt w:val="bullet"/>
+      <w:lvlText w:val="o"/>
+      <w:lvlJc w:val="left"/>
+      <w:pPr>
+        <w:ind w:left="5760" w:hanging="360"/>
+      </w:pPr>
+      <w:rPr>
+        <w:rFonts w:ascii="Courier New" w:hAnsi="Courier New" w:cs="Courier New" w:hint="default"/>
+      </w:rPr>
+    </w:lvl>
+    <w:lvl w:ilvl="8" w:tplc="040C0005" w:tentative="1">
+      <w:start w:val="1"/>
+      <w:numFmt w:val="bullet"/>
+      <w:lvlText w:val=""/>
+      <w:lvlJc w:val="left"/>
+      <w:pPr>
+        <w:ind w:left="6480" w:hanging="360"/>
+      </w:pPr>
+      <w:rPr>
+        <w:rFonts w:ascii="Wingdings" w:hAnsi="Wingdings" w:hint="default"/>
+      </w:rPr>
+    </w:lvl>
+  </w:abstractNum>
+  <w:abstractNum w:abstractNumId="6" w15:restartNumberingAfterBreak="0">
     <w:nsid w:val="5509709C"/>
     <w:multiLevelType w:val="multilevel"/>
     <w:tmpl w:val="BA6A2DA6"/>
@@ -25997,7 +26599,7 @@
       </w:rPr>
     </w:lvl>
   </w:abstractNum>
-  <w:abstractNum w:abstractNumId="4" w15:restartNumberingAfterBreak="0">
+  <w:abstractNum w:abstractNumId="7" w15:restartNumberingAfterBreak="0">
     <w:nsid w:val="649028CF"/>
     <w:multiLevelType w:val="hybridMultilevel"/>
     <w:tmpl w:val="4BDCA89A"/>
@@ -26110,7 +26712,7 @@
       </w:rPr>
     </w:lvl>
   </w:abstractNum>
-  <w:abstractNum w:abstractNumId="5" w15:restartNumberingAfterBreak="0">
+  <w:abstractNum w:abstractNumId="8" w15:restartNumberingAfterBreak="0">
     <w:nsid w:val="77747AB8"/>
     <w:multiLevelType w:val="hybridMultilevel"/>
     <w:tmpl w:val="6FF0B33A"/>
@@ -26223,10 +26825,10 @@
       </w:rPr>
     </w:lvl>
   </w:abstractNum>
-  <w:abstractNum w:abstractNumId="6" w15:restartNumberingAfterBreak="0">
-    <w:nsid w:val="7D6855ED"/>
+  <w:abstractNum w:abstractNumId="9" w15:restartNumberingAfterBreak="0">
+    <w:nsid w:val="7CD11FFC"/>
     <w:multiLevelType w:val="hybridMultilevel"/>
-    <w:tmpl w:val="6C8E066C"/>
+    <w:tmpl w:val="8EDC06E8"/>
     <w:lvl w:ilvl="0" w:tplc="040C0001">
       <w:start w:val="1"/>
       <w:numFmt w:val="bullet"/>
@@ -26336,20 +26938,133 @@
       </w:rPr>
     </w:lvl>
   </w:abstractNum>
+  <w:abstractNum w:abstractNumId="10" w15:restartNumberingAfterBreak="0">
+    <w:nsid w:val="7D6855ED"/>
+    <w:multiLevelType w:val="hybridMultilevel"/>
+    <w:tmpl w:val="6C8E066C"/>
+    <w:lvl w:ilvl="0" w:tplc="040C0001">
+      <w:start w:val="1"/>
+      <w:numFmt w:val="bullet"/>
+      <w:lvlText w:val=""/>
+      <w:lvlJc w:val="left"/>
+      <w:pPr>
+        <w:ind w:left="720" w:hanging="360"/>
+      </w:pPr>
+      <w:rPr>
+        <w:rFonts w:ascii="Symbol" w:hAnsi="Symbol" w:hint="default"/>
+      </w:rPr>
+    </w:lvl>
+    <w:lvl w:ilvl="1" w:tplc="040C0003" w:tentative="1">
+      <w:start w:val="1"/>
+      <w:numFmt w:val="bullet"/>
+      <w:lvlText w:val="o"/>
+      <w:lvlJc w:val="left"/>
+      <w:pPr>
+        <w:ind w:left="1440" w:hanging="360"/>
+      </w:pPr>
+      <w:rPr>
+        <w:rFonts w:ascii="Courier New" w:hAnsi="Courier New" w:cs="Courier New" w:hint="default"/>
+      </w:rPr>
+    </w:lvl>
+    <w:lvl w:ilvl="2" w:tplc="040C0005" w:tentative="1">
+      <w:start w:val="1"/>
+      <w:numFmt w:val="bullet"/>
+      <w:lvlText w:val=""/>
+      <w:lvlJc w:val="left"/>
+      <w:pPr>
+        <w:ind w:left="2160" w:hanging="360"/>
+      </w:pPr>
+      <w:rPr>
+        <w:rFonts w:ascii="Wingdings" w:hAnsi="Wingdings" w:hint="default"/>
+      </w:rPr>
+    </w:lvl>
+    <w:lvl w:ilvl="3" w:tplc="040C0001" w:tentative="1">
+      <w:start w:val="1"/>
+      <w:numFmt w:val="bullet"/>
+      <w:lvlText w:val=""/>
+      <w:lvlJc w:val="left"/>
+      <w:pPr>
+        <w:ind w:left="2880" w:hanging="360"/>
+      </w:pPr>
+      <w:rPr>
+        <w:rFonts w:ascii="Symbol" w:hAnsi="Symbol" w:hint="default"/>
+      </w:rPr>
+    </w:lvl>
+    <w:lvl w:ilvl="4" w:tplc="040C0003" w:tentative="1">
+      <w:start w:val="1"/>
+      <w:numFmt w:val="bullet"/>
+      <w:lvlText w:val="o"/>
+      <w:lvlJc w:val="left"/>
+      <w:pPr>
+        <w:ind w:left="3600" w:hanging="360"/>
+      </w:pPr>
+      <w:rPr>
+        <w:rFonts w:ascii="Courier New" w:hAnsi="Courier New" w:cs="Courier New" w:hint="default"/>
+      </w:rPr>
+    </w:lvl>
+    <w:lvl w:ilvl="5" w:tplc="040C0005" w:tentative="1">
+      <w:start w:val="1"/>
+      <w:numFmt w:val="bullet"/>
+      <w:lvlText w:val=""/>
+      <w:lvlJc w:val="left"/>
+      <w:pPr>
+        <w:ind w:left="4320" w:hanging="360"/>
+      </w:pPr>
+      <w:rPr>
+        <w:rFonts w:ascii="Wingdings" w:hAnsi="Wingdings" w:hint="default"/>
+      </w:rPr>
+    </w:lvl>
+    <w:lvl w:ilvl="6" w:tplc="040C0001" w:tentative="1">
+      <w:start w:val="1"/>
+      <w:numFmt w:val="bullet"/>
+      <w:lvlText w:val=""/>
+      <w:lvlJc w:val="left"/>
+      <w:pPr>
+        <w:ind w:left="5040" w:hanging="360"/>
+      </w:pPr>
+      <w:rPr>
+        <w:rFonts w:ascii="Symbol" w:hAnsi="Symbol" w:hint="default"/>
+      </w:rPr>
+    </w:lvl>
+    <w:lvl w:ilvl="7" w:tplc="040C0003" w:tentative="1">
+      <w:start w:val="1"/>
+      <w:numFmt w:val="bullet"/>
+      <w:lvlText w:val="o"/>
+      <w:lvlJc w:val="left"/>
+      <w:pPr>
+        <w:ind w:left="5760" w:hanging="360"/>
+      </w:pPr>
+      <w:rPr>
+        <w:rFonts w:ascii="Courier New" w:hAnsi="Courier New" w:cs="Courier New" w:hint="default"/>
+      </w:rPr>
+    </w:lvl>
+    <w:lvl w:ilvl="8" w:tplc="040C0005" w:tentative="1">
+      <w:start w:val="1"/>
+      <w:numFmt w:val="bullet"/>
+      <w:lvlText w:val=""/>
+      <w:lvlJc w:val="left"/>
+      <w:pPr>
+        <w:ind w:left="6480" w:hanging="360"/>
+      </w:pPr>
+      <w:rPr>
+        <w:rFonts w:ascii="Wingdings" w:hAnsi="Wingdings" w:hint="default"/>
+      </w:rPr>
+    </w:lvl>
+  </w:abstractNum>
   <w:num w:numId="1" w16cid:durableId="1964924253">
     <w:abstractNumId w:val="0"/>
   </w:num>
   <w:num w:numId="2" w16cid:durableId="446631292">
-    <w:abstractNumId w:val="5"/>
+    <w:abstractNumId w:val="8"/>
   </w:num>
   <w:num w:numId="3" w16cid:durableId="1087919809">
-    <w:abstractNumId w:val="4"/>
+    <w:abstractNumId w:val="7"/>
   </w:num>
   <w:num w:numId="4" w16cid:durableId="2073458845">
-    <w:abstractNumId w:val="6"/>
+    <w:abstractNumId w:val="10"/>
   </w:num>
   <w:num w:numId="5" w16cid:durableId="1703438884">
-    <w:abstractNumId w:val="2"/>
+    <w:abstractNumId w:val="5"/>
   </w:num>
   <w:num w:numId="6" w16cid:durableId="887648696">
     <w:abstractNumId w:val="0"/>
@@ -26358,9 +27073,21 @@
     </w:lvlOverride>
   </w:num>
   <w:num w:numId="7" w16cid:durableId="1582331875">
+    <w:abstractNumId w:val="6"/>
+  </w:num>
+  <w:num w:numId="8" w16cid:durableId="207034774">
+    <w:abstractNumId w:val="2"/>
+  </w:num>
+  <w:num w:numId="9" w16cid:durableId="1307667560">
     <w:abstractNumId w:val="3"/>
   </w:num>
-  <w:num w:numId="8" w16cid:durableId="207034774">
+  <w:num w:numId="10" w16cid:durableId="1757895128">
+    <w:abstractNumId w:val="9"/>
+  </w:num>
+  <w:num w:numId="11" w16cid:durableId="296834845">
+    <w:abstractNumId w:val="4"/>
+  </w:num>
+  <w:num w:numId="12" w16cid:durableId="172453775">
     <w:abstractNumId w:val="1"/>
   </w:num>
 </w:numbering>
@@ -26976,7 +27703,6 @@
   <w:style w:type="character" w:default="1" w:styleId="Policepardfaut">
     <w:name w:val="Default Paragraph Font"/>
     <w:uiPriority w:val="1"/>
-    <w:semiHidden/>
     <w:unhideWhenUsed/>
   </w:style>
   <w:style w:type="table" w:default="1" w:styleId="TableauNormal">

--- a/public/DevToDo.docx
+++ b/public/DevToDo.docx
@@ -1918,37 +1918,15 @@
       </w:pPr>
     </w:p>
     <w:p>
-      <w:pPr>
-        <w:rPr>
-          <w:lang w:val="en-GB"/>
-        </w:rPr>
-      </w:pPr>
-      <w:proofErr w:type="gramStart"/>
-      <w:r>
-        <w:rPr>
-          <w:lang w:val="en-GB"/>
-        </w:rPr>
-        <w:t>ORDER :</w:t>
-      </w:r>
-      <w:proofErr w:type="gramEnd"/>
-      <w:r>
-        <w:rPr>
-          <w:lang w:val="en-GB"/>
-        </w:rPr>
-        <w:t xml:space="preserve"> non dev</w:t>
-      </w:r>
-      <w:r>
-        <w:rPr>
-          <w:lang w:val="en-GB"/>
-        </w:rPr>
+      <w:r>
+        <w:t>ORDER : non dev</w:t>
+      </w:r>
+      <w:r>
         <w:br/>
       </w:r>
     </w:p>
     <w:p>
       <w:r>
-        <w:rPr>
-          <w:lang w:val="en-GB"/>
-        </w:rPr>
         <w:t xml:space="preserve"> </w:t>
       </w:r>
       <w:r>
@@ -2879,13 +2857,7 @@
         <w:rPr>
           <w:rFonts w:ascii="Segoe UI Emoji" w:hAnsi="Segoe UI Emoji" w:cs="Segoe UI Emoji"/>
         </w:rPr>
-        <w:t xml:space="preserve"> OK    /   </w:t>
-      </w:r>
-      <w:r>
-        <w:rPr>
-          <w:rFonts w:ascii="Segoe UI Emoji" w:hAnsi="Segoe UI Emoji" w:cs="Segoe UI Emoji"/>
-        </w:rPr>
-        <w:t>💥</w:t>
+        <w:t xml:space="preserve"> OK </w:t>
       </w:r>
     </w:p>
     <w:p/>
@@ -2958,13 +2930,7 @@
         <w:rPr>
           <w:rFonts w:ascii="Segoe UI Emoji" w:hAnsi="Segoe UI Emoji" w:cs="Segoe UI Emoji"/>
         </w:rPr>
-        <w:t xml:space="preserve"> OK    /   </w:t>
-      </w:r>
-      <w:r>
-        <w:rPr>
-          <w:rFonts w:ascii="Segoe UI Emoji" w:hAnsi="Segoe UI Emoji" w:cs="Segoe UI Emoji"/>
-        </w:rPr>
-        <w:t>💥</w:t>
+        <w:t xml:space="preserve"> OK  </w:t>
       </w:r>
     </w:p>
     <w:p/>
@@ -3787,50 +3753,46 @@
           <w:rFonts w:ascii="Consolas" w:eastAsia="Times New Roman" w:hAnsi="Consolas" w:cs="Times New Roman"/>
           <w:color w:val="CCCCCC"/>
           <w:kern w:val="0"/>
-          <w:lang w:eastAsia="fr-FR"/>
-          <w14:ligatures w14:val="none"/>
-        </w:rPr>
-      </w:pPr>
-      <w:proofErr w:type="gramStart"/>
+          <w:lang w:val="en-GB" w:eastAsia="fr-FR"/>
+          <w14:ligatures w14:val="none"/>
+        </w:rPr>
+      </w:pPr>
       <w:r>
         <w:rPr>
           <w:rFonts w:ascii="Consolas" w:eastAsia="Times New Roman" w:hAnsi="Consolas" w:cs="Times New Roman"/>
           <w:color w:val="569CD6"/>
           <w:kern w:val="0"/>
-          <w:lang w:eastAsia="fr-FR"/>
+          <w:lang w:val="en-GB" w:eastAsia="fr-FR"/>
           <w14:ligatures w14:val="none"/>
         </w:rPr>
         <w:t>model</w:t>
       </w:r>
-      <w:proofErr w:type="gramEnd"/>
       <w:r>
         <w:rPr>
           <w:rFonts w:ascii="Consolas" w:eastAsia="Times New Roman" w:hAnsi="Consolas" w:cs="Times New Roman"/>
           <w:color w:val="CCCCCC"/>
           <w:kern w:val="0"/>
-          <w:lang w:eastAsia="fr-FR"/>
+          <w:lang w:val="en-GB" w:eastAsia="fr-FR"/>
           <w14:ligatures w14:val="none"/>
         </w:rPr>
         <w:t xml:space="preserve"> </w:t>
       </w:r>
-      <w:proofErr w:type="spellStart"/>
       <w:r>
         <w:rPr>
           <w:rFonts w:ascii="Consolas" w:eastAsia="Times New Roman" w:hAnsi="Consolas" w:cs="Times New Roman"/>
           <w:color w:val="4EC9B0"/>
           <w:kern w:val="0"/>
-          <w:lang w:eastAsia="fr-FR"/>
+          <w:lang w:val="en-GB" w:eastAsia="fr-FR"/>
           <w14:ligatures w14:val="none"/>
         </w:rPr>
         <w:t>Glossary</w:t>
       </w:r>
-      <w:proofErr w:type="spellEnd"/>
       <w:r>
         <w:rPr>
           <w:rFonts w:ascii="Consolas" w:eastAsia="Times New Roman" w:hAnsi="Consolas" w:cs="Times New Roman"/>
           <w:color w:val="CCCCCC"/>
           <w:kern w:val="0"/>
-          <w:lang w:eastAsia="fr-FR"/>
+          <w:lang w:val="en-GB" w:eastAsia="fr-FR"/>
           <w14:ligatures w14:val="none"/>
         </w:rPr>
         <w:t xml:space="preserve"> </w:t>
@@ -3840,7 +3802,7 @@
           <w:rFonts w:ascii="Consolas" w:eastAsia="Times New Roman" w:hAnsi="Consolas" w:cs="Times New Roman"/>
           <w:color w:val="808080"/>
           <w:kern w:val="0"/>
-          <w:lang w:eastAsia="fr-FR"/>
+          <w:lang w:val="en-GB" w:eastAsia="fr-FR"/>
           <w14:ligatures w14:val="none"/>
         </w:rPr>
         <w:t>{</w:t>
@@ -8506,7 +8468,7 @@
           <w:kern w:val="0"/>
           <w:sz w:val="20"/>
           <w:szCs w:val="20"/>
-          <w:lang w:val="en-GB" w:eastAsia="fr-FR"/>
+          <w:lang w:eastAsia="fr-FR"/>
           <w14:ligatures w14:val="none"/>
         </w:rPr>
       </w:pPr>
@@ -8519,7 +8481,7 @@
           <w:kern w:val="0"/>
           <w:sz w:val="20"/>
           <w:szCs w:val="20"/>
-          <w:lang w:val="en-GB" w:eastAsia="fr-FR"/>
+          <w:lang w:eastAsia="fr-FR"/>
           <w14:ligatures w14:val="none"/>
         </w:rPr>
         <w:t>// components/blog/</w:t>
@@ -8534,7 +8496,7 @@
           <w:kern w:val="0"/>
           <w:sz w:val="20"/>
           <w:szCs w:val="20"/>
-          <w:lang w:val="en-GB" w:eastAsia="fr-FR"/>
+          <w:lang w:eastAsia="fr-FR"/>
           <w14:ligatures w14:val="none"/>
         </w:rPr>
         <w:t>BlogList.tsx</w:t>
@@ -9996,7 +9958,7 @@
           <w:kern w:val="0"/>
           <w:sz w:val="20"/>
           <w:szCs w:val="20"/>
-          <w:lang w:val="en-GB" w:eastAsia="fr-FR"/>
+          <w:lang w:eastAsia="fr-FR"/>
           <w14:ligatures w14:val="none"/>
         </w:rPr>
       </w:pPr>
@@ -10019,11 +9981,12 @@
           <w:kern w:val="0"/>
           <w:sz w:val="20"/>
           <w:szCs w:val="20"/>
-          <w:lang w:val="en-GB" w:eastAsia="fr-FR"/>
+          <w:lang w:eastAsia="fr-FR"/>
           <w14:ligatures w14:val="none"/>
         </w:rPr>
         <w:t>&lt;</w:t>
       </w:r>
+      <w:proofErr w:type="gramStart"/>
       <w:r>
         <w:rPr>
           <w:rFonts w:ascii="Roboto Mono" w:eastAsia="Times New Roman" w:hAnsi="Roboto Mono" w:cs="Courier New"/>
@@ -10031,12 +9994,24 @@
           <w:kern w:val="0"/>
           <w:sz w:val="20"/>
           <w:szCs w:val="20"/>
-          <w:lang w:val="en-GB" w:eastAsia="fr-FR"/>
-          <w14:ligatures w14:val="none"/>
-        </w:rPr>
-        <w:t xml:space="preserve">a </w:t>
-      </w:r>
-      <w:proofErr w:type="spellStart"/>
+          <w:lang w:eastAsia="fr-FR"/>
+          <w14:ligatures w14:val="none"/>
+        </w:rPr>
+        <w:t>a</w:t>
+      </w:r>
+      <w:proofErr w:type="gramEnd"/>
+      <w:r>
+        <w:rPr>
+          <w:rFonts w:ascii="Roboto Mono" w:eastAsia="Times New Roman" w:hAnsi="Roboto Mono" w:cs="Courier New"/>
+          <w:color w:val="E45649"/>
+          <w:kern w:val="0"/>
+          <w:sz w:val="20"/>
+          <w:szCs w:val="20"/>
+          <w:lang w:eastAsia="fr-FR"/>
+          <w14:ligatures w14:val="none"/>
+        </w:rPr>
+        <w:t xml:space="preserve"> </w:t>
+      </w:r>
       <w:r>
         <w:rPr>
           <w:rFonts w:ascii="Roboto Mono" w:eastAsia="Times New Roman" w:hAnsi="Roboto Mono" w:cs="Courier New"/>
@@ -10044,20 +10019,19 @@
           <w:kern w:val="0"/>
           <w:sz w:val="20"/>
           <w:szCs w:val="20"/>
-          <w:lang w:val="en-GB" w:eastAsia="fr-FR"/>
+          <w:lang w:eastAsia="fr-FR"/>
           <w14:ligatures w14:val="none"/>
         </w:rPr>
         <w:t>href</w:t>
       </w:r>
-      <w:proofErr w:type="spellEnd"/>
-      <w:r>
-        <w:rPr>
-          <w:rFonts w:ascii="Roboto Mono" w:eastAsia="Times New Roman" w:hAnsi="Roboto Mono" w:cs="Courier New"/>
-          <w:color w:val="383A42"/>
-          <w:kern w:val="0"/>
-          <w:sz w:val="20"/>
-          <w:szCs w:val="20"/>
-          <w:lang w:val="en-GB" w:eastAsia="fr-FR"/>
+      <w:r>
+        <w:rPr>
+          <w:rFonts w:ascii="Roboto Mono" w:eastAsia="Times New Roman" w:hAnsi="Roboto Mono" w:cs="Courier New"/>
+          <w:color w:val="383A42"/>
+          <w:kern w:val="0"/>
+          <w:sz w:val="20"/>
+          <w:szCs w:val="20"/>
+          <w:lang w:eastAsia="fr-FR"/>
           <w14:ligatures w14:val="none"/>
         </w:rPr>
         <w:t>={</w:t>
@@ -10069,7 +10043,7 @@
           <w:kern w:val="0"/>
           <w:sz w:val="20"/>
           <w:szCs w:val="20"/>
-          <w:lang w:val="en-GB" w:eastAsia="fr-FR"/>
+          <w:lang w:eastAsia="fr-FR"/>
           <w14:ligatures w14:val="none"/>
         </w:rPr>
         <w:t>`/blog/</w:t>
@@ -10081,7 +10055,7 @@
           <w:kern w:val="0"/>
           <w:sz w:val="20"/>
           <w:szCs w:val="20"/>
-          <w:lang w:val="en-GB" w:eastAsia="fr-FR"/>
+          <w:lang w:eastAsia="fr-FR"/>
           <w14:ligatures w14:val="none"/>
         </w:rPr>
         <w:t>${</w:t>
@@ -10095,7 +10069,7 @@
           <w:kern w:val="0"/>
           <w:sz w:val="20"/>
           <w:szCs w:val="20"/>
-          <w:lang w:val="en-GB" w:eastAsia="fr-FR"/>
+          <w:lang w:eastAsia="fr-FR"/>
           <w14:ligatures w14:val="none"/>
         </w:rPr>
         <w:t>post</w:t>
@@ -10107,7 +10081,7 @@
           <w:kern w:val="0"/>
           <w:sz w:val="20"/>
           <w:szCs w:val="20"/>
-          <w:lang w:val="en-GB" w:eastAsia="fr-FR"/>
+          <w:lang w:eastAsia="fr-FR"/>
           <w14:ligatures w14:val="none"/>
         </w:rPr>
         <w:t>.</w:t>
@@ -10119,7 +10093,7 @@
           <w:kern w:val="0"/>
           <w:sz w:val="20"/>
           <w:szCs w:val="20"/>
-          <w:lang w:val="en-GB" w:eastAsia="fr-FR"/>
+          <w:lang w:eastAsia="fr-FR"/>
           <w14:ligatures w14:val="none"/>
         </w:rPr>
         <w:t>slug</w:t>
@@ -10133,7 +10107,7 @@
           <w:kern w:val="0"/>
           <w:sz w:val="20"/>
           <w:szCs w:val="20"/>
-          <w:lang w:val="en-GB" w:eastAsia="fr-FR"/>
+          <w:lang w:eastAsia="fr-FR"/>
           <w14:ligatures w14:val="none"/>
         </w:rPr>
         <w:t>}</w:t>
@@ -10145,7 +10119,7 @@
           <w:kern w:val="0"/>
           <w:sz w:val="20"/>
           <w:szCs w:val="20"/>
-          <w:lang w:val="en-GB" w:eastAsia="fr-FR"/>
+          <w:lang w:eastAsia="fr-FR"/>
           <w14:ligatures w14:val="none"/>
         </w:rPr>
         <w:t>`</w:t>
@@ -10157,7 +10131,7 @@
           <w:kern w:val="0"/>
           <w:sz w:val="20"/>
           <w:szCs w:val="20"/>
-          <w:lang w:val="en-GB" w:eastAsia="fr-FR"/>
+          <w:lang w:eastAsia="fr-FR"/>
           <w14:ligatures w14:val="none"/>
         </w:rPr>
         <w:t>}&gt;</w:t>
@@ -10169,7 +10143,7 @@
           <w:kern w:val="0"/>
           <w:sz w:val="20"/>
           <w:szCs w:val="20"/>
-          <w:lang w:val="en-GB" w:eastAsia="fr-FR"/>
+          <w:lang w:eastAsia="fr-FR"/>
           <w14:ligatures w14:val="none"/>
         </w:rPr>
         <w:t>Lire plus</w:t>
@@ -10181,7 +10155,7 @@
           <w:kern w:val="0"/>
           <w:sz w:val="20"/>
           <w:szCs w:val="20"/>
-          <w:lang w:val="en-GB" w:eastAsia="fr-FR"/>
+          <w:lang w:eastAsia="fr-FR"/>
           <w14:ligatures w14:val="none"/>
         </w:rPr>
         <w:t>&lt;/</w:t>
@@ -10193,7 +10167,7 @@
           <w:kern w:val="0"/>
           <w:sz w:val="20"/>
           <w:szCs w:val="20"/>
-          <w:lang w:val="en-GB" w:eastAsia="fr-FR"/>
+          <w:lang w:eastAsia="fr-FR"/>
           <w14:ligatures w14:val="none"/>
         </w:rPr>
         <w:t>a</w:t>
@@ -10205,7 +10179,7 @@
           <w:kern w:val="0"/>
           <w:sz w:val="20"/>
           <w:szCs w:val="20"/>
-          <w:lang w:val="en-GB" w:eastAsia="fr-FR"/>
+          <w:lang w:eastAsia="fr-FR"/>
           <w14:ligatures w14:val="none"/>
         </w:rPr>
         <w:t>&gt;</w:t>
@@ -10251,7 +10225,7 @@
           <w:kern w:val="0"/>
           <w:sz w:val="20"/>
           <w:szCs w:val="20"/>
-          <w:lang w:val="en-GB" w:eastAsia="fr-FR"/>
+          <w:lang w:eastAsia="fr-FR"/>
           <w14:ligatures w14:val="none"/>
         </w:rPr>
         <w:t xml:space="preserve">        </w:t>
@@ -15301,7 +15275,7 @@
           <w:kern w:val="0"/>
           <w:sz w:val="20"/>
           <w:szCs w:val="20"/>
-          <w:lang w:val="en-GB" w:eastAsia="fr-FR"/>
+          <w:lang w:eastAsia="fr-FR"/>
           <w14:ligatures w14:val="none"/>
         </w:rPr>
       </w:pPr>
@@ -15316,68 +15290,20 @@
           <w14:ligatures w14:val="none"/>
         </w:rPr>
         <w:t xml:space="preserve">      </w:t>
-      </w:r>
-      <w:r>
-        <w:rPr>
-          <w:rFonts w:ascii="Roboto Mono" w:eastAsia="Times New Roman" w:hAnsi="Roboto Mono" w:cs="Courier New"/>
-          <w:color w:val="B76B01"/>
-          <w:kern w:val="0"/>
-          <w:sz w:val="20"/>
-          <w:szCs w:val="20"/>
-          <w:lang w:val="en-GB" w:eastAsia="fr-FR"/>
-          <w14:ligatures w14:val="none"/>
-        </w:rPr>
-        <w:t>category</w:t>
-      </w:r>
-      <w:r>
-        <w:rPr>
-          <w:rFonts w:ascii="Roboto Mono" w:eastAsia="Times New Roman" w:hAnsi="Roboto Mono" w:cs="Courier New"/>
-          <w:color w:val="383A42"/>
-          <w:kern w:val="0"/>
-          <w:sz w:val="20"/>
-          <w:szCs w:val="20"/>
-          <w:lang w:val="en-GB" w:eastAsia="fr-FR"/>
-          <w14:ligatures w14:val="none"/>
-        </w:rPr>
-        <w:t>={</w:t>
       </w:r>
       <w:proofErr w:type="spellStart"/>
       <w:proofErr w:type="gramStart"/>
       <w:r>
         <w:rPr>
           <w:rFonts w:ascii="Roboto Mono" w:eastAsia="Times New Roman" w:hAnsi="Roboto Mono" w:cs="Courier New"/>
-          <w:color w:val="E45649"/>
-          <w:kern w:val="0"/>
-          <w:sz w:val="20"/>
-          <w:szCs w:val="20"/>
-          <w:lang w:val="en-GB" w:eastAsia="fr-FR"/>
-          <w14:ligatures w14:val="none"/>
-        </w:rPr>
-        <w:t>post</w:t>
-      </w:r>
-      <w:r>
-        <w:rPr>
-          <w:rFonts w:ascii="Roboto Mono" w:eastAsia="Times New Roman" w:hAnsi="Roboto Mono" w:cs="Courier New"/>
-          <w:color w:val="383A42"/>
-          <w:kern w:val="0"/>
-          <w:sz w:val="20"/>
-          <w:szCs w:val="20"/>
-          <w:lang w:val="en-GB" w:eastAsia="fr-FR"/>
-          <w14:ligatures w14:val="none"/>
-        </w:rPr>
-        <w:t>.</w:t>
-      </w:r>
-      <w:r>
-        <w:rPr>
-          <w:rFonts w:ascii="Roboto Mono" w:eastAsia="Times New Roman" w:hAnsi="Roboto Mono" w:cs="Courier New"/>
-          <w:color w:val="E45649"/>
-          <w:kern w:val="0"/>
-          <w:sz w:val="20"/>
-          <w:szCs w:val="20"/>
-          <w:lang w:val="en-GB" w:eastAsia="fr-FR"/>
-          <w14:ligatures w14:val="none"/>
-        </w:rPr>
-        <w:t>categories</w:t>
+          <w:color w:val="B76B01"/>
+          <w:kern w:val="0"/>
+          <w:sz w:val="20"/>
+          <w:szCs w:val="20"/>
+          <w:lang w:eastAsia="fr-FR"/>
+          <w14:ligatures w14:val="none"/>
+        </w:rPr>
+        <w:t>category</w:t>
       </w:r>
       <w:proofErr w:type="spellEnd"/>
       <w:proofErr w:type="gramEnd"/>
@@ -15388,7 +15314,59 @@
           <w:kern w:val="0"/>
           <w:sz w:val="20"/>
           <w:szCs w:val="20"/>
-          <w:lang w:val="en-GB" w:eastAsia="fr-FR"/>
+          <w:lang w:eastAsia="fr-FR"/>
+          <w14:ligatures w14:val="none"/>
+        </w:rPr>
+        <w:t>={</w:t>
+      </w:r>
+      <w:proofErr w:type="spellStart"/>
+      <w:proofErr w:type="gramStart"/>
+      <w:r>
+        <w:rPr>
+          <w:rFonts w:ascii="Roboto Mono" w:eastAsia="Times New Roman" w:hAnsi="Roboto Mono" w:cs="Courier New"/>
+          <w:color w:val="E45649"/>
+          <w:kern w:val="0"/>
+          <w:sz w:val="20"/>
+          <w:szCs w:val="20"/>
+          <w:lang w:eastAsia="fr-FR"/>
+          <w14:ligatures w14:val="none"/>
+        </w:rPr>
+        <w:t>post</w:t>
+      </w:r>
+      <w:r>
+        <w:rPr>
+          <w:rFonts w:ascii="Roboto Mono" w:eastAsia="Times New Roman" w:hAnsi="Roboto Mono" w:cs="Courier New"/>
+          <w:color w:val="383A42"/>
+          <w:kern w:val="0"/>
+          <w:sz w:val="20"/>
+          <w:szCs w:val="20"/>
+          <w:lang w:eastAsia="fr-FR"/>
+          <w14:ligatures w14:val="none"/>
+        </w:rPr>
+        <w:t>.</w:t>
+      </w:r>
+      <w:r>
+        <w:rPr>
+          <w:rFonts w:ascii="Roboto Mono" w:eastAsia="Times New Roman" w:hAnsi="Roboto Mono" w:cs="Courier New"/>
+          <w:color w:val="E45649"/>
+          <w:kern w:val="0"/>
+          <w:sz w:val="20"/>
+          <w:szCs w:val="20"/>
+          <w:lang w:eastAsia="fr-FR"/>
+          <w14:ligatures w14:val="none"/>
+        </w:rPr>
+        <w:t>categories</w:t>
+      </w:r>
+      <w:proofErr w:type="spellEnd"/>
+      <w:proofErr w:type="gramEnd"/>
+      <w:r>
+        <w:rPr>
+          <w:rFonts w:ascii="Roboto Mono" w:eastAsia="Times New Roman" w:hAnsi="Roboto Mono" w:cs="Courier New"/>
+          <w:color w:val="383A42"/>
+          <w:kern w:val="0"/>
+          <w:sz w:val="20"/>
+          <w:szCs w:val="20"/>
+          <w:lang w:eastAsia="fr-FR"/>
           <w14:ligatures w14:val="none"/>
         </w:rPr>
         <w:t>}</w:t>
@@ -15434,7 +15412,7 @@
           <w:kern w:val="0"/>
           <w:sz w:val="20"/>
           <w:szCs w:val="20"/>
-          <w:lang w:val="en-GB" w:eastAsia="fr-FR"/>
+          <w:lang w:eastAsia="fr-FR"/>
           <w14:ligatures w14:val="none"/>
         </w:rPr>
         <w:t xml:space="preserve">    </w:t>
@@ -25237,7 +25215,7 @@
           <w:kern w:val="0"/>
           <w:sz w:val="20"/>
           <w:szCs w:val="20"/>
-          <w:lang w:eastAsia="fr-FR"/>
+          <w:lang w:val="en-GB" w:eastAsia="fr-FR"/>
           <w14:ligatures w14:val="none"/>
         </w:rPr>
       </w:pPr>
@@ -25260,7 +25238,7 @@
           <w:kern w:val="0"/>
           <w:sz w:val="20"/>
           <w:szCs w:val="20"/>
-          <w:lang w:eastAsia="fr-FR"/>
+          <w:lang w:val="en-GB" w:eastAsia="fr-FR"/>
           <w14:ligatures w14:val="none"/>
         </w:rPr>
         <w:t>});</w:t>
@@ -26001,12 +25979,11 @@
           <w:kern w:val="0"/>
           <w:sz w:val="19"/>
           <w:szCs w:val="19"/>
-          <w:lang w:eastAsia="fr-FR"/>
+          <w:lang w:val="en-GB" w:eastAsia="fr-FR"/>
           <w14:ligatures w14:val="none"/>
         </w:rPr>
       </w:pPr>
       <w:proofErr w:type="spellStart"/>
-      <w:proofErr w:type="gramStart"/>
       <w:r>
         <w:rPr>
           <w:rFonts w:ascii="Segoe UI" w:eastAsia="Times New Roman" w:hAnsi="Segoe UI" w:cs="Segoe UI"/>
@@ -26014,13 +25991,12 @@
           <w:kern w:val="0"/>
           <w:sz w:val="18"/>
           <w:szCs w:val="18"/>
-          <w:lang w:eastAsia="fr-FR"/>
+          <w:lang w:val="en-GB" w:eastAsia="fr-FR"/>
           <w14:ligatures w14:val="none"/>
         </w:rPr>
         <w:t>ts</w:t>
       </w:r>
       <w:proofErr w:type="spellEnd"/>
-      <w:proofErr w:type="gramEnd"/>
     </w:p>
     <w:p>
       <w:pPr>
@@ -26052,125 +26028,121 @@
           <w:kern w:val="0"/>
           <w:sz w:val="20"/>
           <w:szCs w:val="20"/>
-          <w:lang w:eastAsia="fr-FR"/>
-          <w14:ligatures w14:val="none"/>
-        </w:rPr>
-      </w:pPr>
+          <w:lang w:val="en-GB" w:eastAsia="fr-FR"/>
+          <w14:ligatures w14:val="none"/>
+        </w:rPr>
+      </w:pPr>
+      <w:r>
+        <w:rPr>
+          <w:rFonts w:ascii="Roboto Mono" w:eastAsia="Times New Roman" w:hAnsi="Roboto Mono" w:cs="Courier New"/>
+          <w:color w:val="A626A4"/>
+          <w:kern w:val="0"/>
+          <w:sz w:val="20"/>
+          <w:szCs w:val="20"/>
+          <w:lang w:val="en-GB" w:eastAsia="fr-FR"/>
+          <w14:ligatures w14:val="none"/>
+        </w:rPr>
+        <w:lastRenderedPageBreak/>
+        <w:t>await</w:t>
+      </w:r>
+      <w:r>
+        <w:rPr>
+          <w:rFonts w:ascii="Roboto Mono" w:eastAsia="Times New Roman" w:hAnsi="Roboto Mono" w:cs="Courier New"/>
+          <w:color w:val="494949"/>
+          <w:kern w:val="0"/>
+          <w:sz w:val="20"/>
+          <w:szCs w:val="20"/>
+          <w:lang w:val="en-GB" w:eastAsia="fr-FR"/>
+          <w14:ligatures w14:val="none"/>
+        </w:rPr>
+        <w:t xml:space="preserve"> </w:t>
+      </w:r>
       <w:proofErr w:type="spellStart"/>
       <w:proofErr w:type="gramStart"/>
       <w:r>
         <w:rPr>
           <w:rFonts w:ascii="Roboto Mono" w:eastAsia="Times New Roman" w:hAnsi="Roboto Mono" w:cs="Courier New"/>
-          <w:color w:val="A626A4"/>
-          <w:kern w:val="0"/>
-          <w:sz w:val="20"/>
-          <w:szCs w:val="20"/>
-          <w:lang w:eastAsia="fr-FR"/>
-          <w14:ligatures w14:val="none"/>
-        </w:rPr>
-        <w:lastRenderedPageBreak/>
-        <w:t>await</w:t>
+          <w:color w:val="494949"/>
+          <w:kern w:val="0"/>
+          <w:sz w:val="20"/>
+          <w:szCs w:val="20"/>
+          <w:lang w:val="en-GB" w:eastAsia="fr-FR"/>
+          <w14:ligatures w14:val="none"/>
+        </w:rPr>
+        <w:t>prisma</w:t>
+      </w:r>
+      <w:r>
+        <w:rPr>
+          <w:rFonts w:ascii="Roboto Mono" w:eastAsia="Times New Roman" w:hAnsi="Roboto Mono" w:cs="Courier New"/>
+          <w:color w:val="383A42"/>
+          <w:kern w:val="0"/>
+          <w:sz w:val="20"/>
+          <w:szCs w:val="20"/>
+          <w:lang w:val="en-GB" w:eastAsia="fr-FR"/>
+          <w14:ligatures w14:val="none"/>
+        </w:rPr>
+        <w:t>.</w:t>
+      </w:r>
+      <w:r>
+        <w:rPr>
+          <w:rFonts w:ascii="Roboto Mono" w:eastAsia="Times New Roman" w:hAnsi="Roboto Mono" w:cs="Courier New"/>
+          <w:color w:val="494949"/>
+          <w:kern w:val="0"/>
+          <w:sz w:val="20"/>
+          <w:szCs w:val="20"/>
+          <w:lang w:val="en-GB" w:eastAsia="fr-FR"/>
+          <w14:ligatures w14:val="none"/>
+        </w:rPr>
+        <w:t>comment</w:t>
+      </w:r>
+      <w:proofErr w:type="gramEnd"/>
+      <w:r>
+        <w:rPr>
+          <w:rFonts w:ascii="Roboto Mono" w:eastAsia="Times New Roman" w:hAnsi="Roboto Mono" w:cs="Courier New"/>
+          <w:color w:val="383A42"/>
+          <w:kern w:val="0"/>
+          <w:sz w:val="20"/>
+          <w:szCs w:val="20"/>
+          <w:lang w:val="en-GB" w:eastAsia="fr-FR"/>
+          <w14:ligatures w14:val="none"/>
+        </w:rPr>
+        <w:t>.</w:t>
+      </w:r>
+      <w:proofErr w:type="gramStart"/>
+      <w:r>
+        <w:rPr>
+          <w:rFonts w:ascii="Roboto Mono" w:eastAsia="Times New Roman" w:hAnsi="Roboto Mono" w:cs="Courier New"/>
+          <w:color w:val="4078F2"/>
+          <w:kern w:val="0"/>
+          <w:sz w:val="20"/>
+          <w:szCs w:val="20"/>
+          <w:lang w:val="en-GB" w:eastAsia="fr-FR"/>
+          <w14:ligatures w14:val="none"/>
+        </w:rPr>
+        <w:t>findMany</w:t>
       </w:r>
       <w:proofErr w:type="spellEnd"/>
+      <w:r>
+        <w:rPr>
+          <w:rFonts w:ascii="Roboto Mono" w:eastAsia="Times New Roman" w:hAnsi="Roboto Mono" w:cs="Courier New"/>
+          <w:color w:val="383A42"/>
+          <w:kern w:val="0"/>
+          <w:sz w:val="20"/>
+          <w:szCs w:val="20"/>
+          <w:lang w:val="en-GB" w:eastAsia="fr-FR"/>
+          <w14:ligatures w14:val="none"/>
+        </w:rPr>
+        <w:t>(</w:t>
+      </w:r>
       <w:proofErr w:type="gramEnd"/>
       <w:r>
         <w:rPr>
           <w:rFonts w:ascii="Roboto Mono" w:eastAsia="Times New Roman" w:hAnsi="Roboto Mono" w:cs="Courier New"/>
-          <w:color w:val="494949"/>
-          <w:kern w:val="0"/>
-          <w:sz w:val="20"/>
-          <w:szCs w:val="20"/>
-          <w:lang w:eastAsia="fr-FR"/>
-          <w14:ligatures w14:val="none"/>
-        </w:rPr>
-        <w:t xml:space="preserve"> </w:t>
-      </w:r>
-      <w:proofErr w:type="spellStart"/>
-      <w:proofErr w:type="gramStart"/>
-      <w:r>
-        <w:rPr>
-          <w:rFonts w:ascii="Roboto Mono" w:eastAsia="Times New Roman" w:hAnsi="Roboto Mono" w:cs="Courier New"/>
-          <w:color w:val="494949"/>
-          <w:kern w:val="0"/>
-          <w:sz w:val="20"/>
-          <w:szCs w:val="20"/>
-          <w:lang w:eastAsia="fr-FR"/>
-          <w14:ligatures w14:val="none"/>
-        </w:rPr>
-        <w:t>prisma</w:t>
-      </w:r>
-      <w:r>
-        <w:rPr>
-          <w:rFonts w:ascii="Roboto Mono" w:eastAsia="Times New Roman" w:hAnsi="Roboto Mono" w:cs="Courier New"/>
-          <w:color w:val="383A42"/>
-          <w:kern w:val="0"/>
-          <w:sz w:val="20"/>
-          <w:szCs w:val="20"/>
-          <w:lang w:eastAsia="fr-FR"/>
-          <w14:ligatures w14:val="none"/>
-        </w:rPr>
-        <w:t>.</w:t>
-      </w:r>
-      <w:r>
-        <w:rPr>
-          <w:rFonts w:ascii="Roboto Mono" w:eastAsia="Times New Roman" w:hAnsi="Roboto Mono" w:cs="Courier New"/>
-          <w:color w:val="494949"/>
-          <w:kern w:val="0"/>
-          <w:sz w:val="20"/>
-          <w:szCs w:val="20"/>
-          <w:lang w:eastAsia="fr-FR"/>
-          <w14:ligatures w14:val="none"/>
-        </w:rPr>
-        <w:t>comment</w:t>
-      </w:r>
-      <w:proofErr w:type="gramEnd"/>
-      <w:r>
-        <w:rPr>
-          <w:rFonts w:ascii="Roboto Mono" w:eastAsia="Times New Roman" w:hAnsi="Roboto Mono" w:cs="Courier New"/>
-          <w:color w:val="383A42"/>
-          <w:kern w:val="0"/>
-          <w:sz w:val="20"/>
-          <w:szCs w:val="20"/>
-          <w:lang w:eastAsia="fr-FR"/>
-          <w14:ligatures w14:val="none"/>
-        </w:rPr>
-        <w:t>.</w:t>
-      </w:r>
-      <w:proofErr w:type="gramStart"/>
-      <w:r>
-        <w:rPr>
-          <w:rFonts w:ascii="Roboto Mono" w:eastAsia="Times New Roman" w:hAnsi="Roboto Mono" w:cs="Courier New"/>
-          <w:color w:val="4078F2"/>
-          <w:kern w:val="0"/>
-          <w:sz w:val="20"/>
-          <w:szCs w:val="20"/>
-          <w:lang w:eastAsia="fr-FR"/>
-          <w14:ligatures w14:val="none"/>
-        </w:rPr>
-        <w:t>findMany</w:t>
-      </w:r>
-      <w:proofErr w:type="spellEnd"/>
-      <w:r>
-        <w:rPr>
-          <w:rFonts w:ascii="Roboto Mono" w:eastAsia="Times New Roman" w:hAnsi="Roboto Mono" w:cs="Courier New"/>
-          <w:color w:val="383A42"/>
-          <w:kern w:val="0"/>
-          <w:sz w:val="20"/>
-          <w:szCs w:val="20"/>
-          <w:lang w:eastAsia="fr-FR"/>
-          <w14:ligatures w14:val="none"/>
-        </w:rPr>
-        <w:t>(</w:t>
-      </w:r>
-      <w:proofErr w:type="gramEnd"/>
-      <w:r>
-        <w:rPr>
-          <w:rFonts w:ascii="Roboto Mono" w:eastAsia="Times New Roman" w:hAnsi="Roboto Mono" w:cs="Courier New"/>
-          <w:color w:val="383A42"/>
-          <w:kern w:val="0"/>
-          <w:sz w:val="20"/>
-          <w:szCs w:val="20"/>
-          <w:lang w:eastAsia="fr-FR"/>
+          <w:color w:val="383A42"/>
+          <w:kern w:val="0"/>
+          <w:sz w:val="20"/>
+          <w:szCs w:val="20"/>
+          <w:lang w:val="en-GB" w:eastAsia="fr-FR"/>
           <w14:ligatures w14:val="none"/>
         </w:rPr>
         <w:t>{</w:t>
@@ -26217,7 +26189,7 @@
           <w:kern w:val="0"/>
           <w:sz w:val="20"/>
           <w:szCs w:val="20"/>
-          <w:lang w:eastAsia="fr-FR"/>
+          <w:lang w:val="en-GB" w:eastAsia="fr-FR"/>
           <w14:ligatures w14:val="none"/>
         </w:rPr>
         <w:t xml:space="preserve">  </w:t>
